--- a/svoyo-delo/대본/1부/06화_Vystavka.docx
+++ b/svoyo-delo/대본/1부/06화_Vystavka.docx
@@ -77,7 +77,7 @@
         <w:t xml:space="preserve"> </w:t>
       </w:r>
       <w:r>
-        <w:t xml:space="preserve">- 규칙: 지문 없음. 전 화 100% 「화자명: 대사」. 1턴 15단어 이내 + 긴 턴 10~15회(25~35단어). 문법 초점: 부정(не продаём без…), 정중한 거절(Извините. Это наша политика.), 시간 표현(в девять без пяти).</w:t>
+        <w:t xml:space="preserve">- 규칙: 지문 없음. 전 화 100% 「화자명: 대사」. 1턴 20단어 이내 + 긴 턴 10~15회(30~50단어). 문법 초점: 부정(не продаём без…), 정중한 거절(Извините. Это наша политика.), 시간 표현(в девять без пяти).</w:t>
       </w:r>
       <w:r>
         <w:t xml:space="preserve"> </w:t>
@@ -258,23 +258,23 @@
         <w:pStyle w:val="FirstParagraph"/>
       </w:pPr>
       <w:r>
-        <w:t xml:space="preserve">ANNA: Здравствуйте! Вы из России? Я Анна Ким, переводчик компании. Я из Ташкента.</w:t>
-      </w:r>
-    </w:p>
-    <w:p>
-      <w:pPr>
-        <w:pStyle w:val="BodyText"/>
-      </w:pPr>
-      <w:r>
-        <w:t xml:space="preserve">ALEKSEY: Как хорошо, что вы говорите по-русски. Алексей Воронцов, Москва.</w:t>
-      </w:r>
-    </w:p>
-    <w:p>
-      <w:pPr>
-        <w:pStyle w:val="BodyText"/>
-      </w:pPr>
-      <w:r>
-        <w:t xml:space="preserve">ANNA: Здесь на выставке нас таких человек пять. Корё-сарам, корейцы из Средней Азии. Что вас интересует?</w:t>
+        <w:t xml:space="preserve">ANNA: Здравствуйте! Вы из России? Я Анна Ким, переводчик компании, а сама я из Ташкента.</w:t>
+      </w:r>
+    </w:p>
+    <w:p>
+      <w:pPr>
+        <w:pStyle w:val="BodyText"/>
+      </w:pPr>
+      <w:r>
+        <w:t xml:space="preserve">ALEKSEY: Как хорошо, что вы говорите по-русски! Меня зовут Алексей Воронцов, я из Москвы.</w:t>
+      </w:r>
+    </w:p>
+    <w:p>
+      <w:pPr>
+        <w:pStyle w:val="BodyText"/>
+      </w:pPr>
+      <w:r>
+        <w:t xml:space="preserve">ANNA: Здесь на выставке нас таких человек пять, корё-сарам, корейцы из Средней Азии. Что вас интересует?</w:t>
       </w:r>
     </w:p>
     <w:p>
@@ -290,79 +290,79 @@
         <w:pStyle w:val="BodyText"/>
       </w:pPr>
       <w:r>
-        <w:t xml:space="preserve">ANNA: Создаёте. Значит, компании ещё нет?</w:t>
-      </w:r>
-    </w:p>
-    <w:p>
-      <w:pPr>
-        <w:pStyle w:val="BodyText"/>
-      </w:pPr>
-      <w:r>
-        <w:t xml:space="preserve">ALEKSEY: Пока нет. Есть команда и план.</w:t>
-      </w:r>
-    </w:p>
-    <w:p>
-      <w:pPr>
-        <w:pStyle w:val="BodyText"/>
-      </w:pPr>
-      <w:r>
-        <w:t xml:space="preserve">ANNA: Понимаю. Я обязана сказать честно. У нас минимальный заказ — пятьдесят тысяч шприцев в год.</w:t>
-      </w:r>
-    </w:p>
-    <w:p>
-      <w:pPr>
-        <w:pStyle w:val="BodyText"/>
-      </w:pPr>
-      <w:r>
-        <w:t xml:space="preserve">ALEKSEY: Пятьдесят тысяч? В первый год?</w:t>
-      </w:r>
-    </w:p>
-    <w:p>
-      <w:pPr>
-        <w:pStyle w:val="BodyText"/>
-      </w:pPr>
-      <w:r>
-        <w:t xml:space="preserve">ANNA: В первый год. И дистрибьютор в России у нас уже есть. Зачем второй?</w:t>
-      </w:r>
-    </w:p>
-    <w:p>
-      <w:pPr>
-        <w:pStyle w:val="BodyText"/>
-      </w:pPr>
-      <w:r>
-        <w:t xml:space="preserve">ALEKSEY: Ваш дистрибьютор учит врачей? Продаёт гиалуронидазу?</w:t>
-      </w:r>
-    </w:p>
-    <w:p>
-      <w:pPr>
-        <w:pStyle w:val="BodyText"/>
-      </w:pPr>
-      <w:r>
-        <w:t xml:space="preserve">ANNA: Не знаю. Честно, не знаю. Руководство смотрит на объёмы, а не на обучение.</w:t>
-      </w:r>
-    </w:p>
-    <w:p>
-      <w:pPr>
-        <w:pStyle w:val="BodyText"/>
-      </w:pPr>
-      <w:r>
-        <w:t xml:space="preserve">ALEKSEY: Спасибо за честность. Это лучше, чем вежливая улыбка.</w:t>
-      </w:r>
-    </w:p>
-    <w:p>
-      <w:pPr>
-        <w:pStyle w:val="BodyText"/>
-      </w:pPr>
-      <w:r>
-        <w:t xml:space="preserve">ANNA: Вежливых улыбок вы здесь увидите много. Совет: идите в маленькие павильоны, в конце зала.</w:t>
-      </w:r>
-    </w:p>
-    <w:p>
-      <w:pPr>
-        <w:pStyle w:val="BodyText"/>
-      </w:pPr>
-      <w:r>
-        <w:t xml:space="preserve">ALEKSEY: Почему туда?</w:t>
+        <w:t xml:space="preserve">ANNA: Создаёте? Значит, самой компании ещё нет?</w:t>
+      </w:r>
+    </w:p>
+    <w:p>
+      <w:pPr>
+        <w:pStyle w:val="BodyText"/>
+      </w:pPr>
+      <w:r>
+        <w:t xml:space="preserve">ALEKSEY: Пока нет, но уже есть команда и план.</w:t>
+      </w:r>
+    </w:p>
+    <w:p>
+      <w:pPr>
+        <w:pStyle w:val="BodyText"/>
+      </w:pPr>
+      <w:r>
+        <w:t xml:space="preserve">ANNA: Понимаю. Тогда я обязана сказать честно: у нас минимальный заказ — пятьдесят тысяч шприцев в год.</w:t>
+      </w:r>
+    </w:p>
+    <w:p>
+      <w:pPr>
+        <w:pStyle w:val="BodyText"/>
+      </w:pPr>
+      <w:r>
+        <w:t xml:space="preserve">ALEKSEY: Пятьдесят тысяч? И это уже в первый год?</w:t>
+      </w:r>
+    </w:p>
+    <w:p>
+      <w:pPr>
+        <w:pStyle w:val="BodyText"/>
+      </w:pPr>
+      <w:r>
+        <w:t xml:space="preserve">ANNA: Да, в первый год. И дистрибьютор в России у нас уже есть, так зачем нам второй?</w:t>
+      </w:r>
+    </w:p>
+    <w:p>
+      <w:pPr>
+        <w:pStyle w:val="BodyText"/>
+      </w:pPr>
+      <w:r>
+        <w:t xml:space="preserve">ALEKSEY: А ваш дистрибьютор учит врачей? Он продаёт гиалуронидазу?</w:t>
+      </w:r>
+    </w:p>
+    <w:p>
+      <w:pPr>
+        <w:pStyle w:val="BodyText"/>
+      </w:pPr>
+      <w:r>
+        <w:t xml:space="preserve">ANNA: Не знаю, честно, не знаю. Руководство смотрит на объёмы, а не на обучение.</w:t>
+      </w:r>
+    </w:p>
+    <w:p>
+      <w:pPr>
+        <w:pStyle w:val="BodyText"/>
+      </w:pPr>
+      <w:r>
+        <w:t xml:space="preserve">ALEKSEY: Спасибо за честность. Это гораздо лучше, чем вежливая улыбка.</w:t>
+      </w:r>
+    </w:p>
+    <w:p>
+      <w:pPr>
+        <w:pStyle w:val="BodyText"/>
+      </w:pPr>
+      <w:r>
+        <w:t xml:space="preserve">ANNA: Вежливых улыбок вы здесь увидите много. Мой совет: идите в маленькие павильоны в конце зала.</w:t>
+      </w:r>
+    </w:p>
+    <w:p>
+      <w:pPr>
+        <w:pStyle w:val="BodyText"/>
+      </w:pPr>
+      <w:r>
+        <w:t xml:space="preserve">ALEKSEY: А почему именно туда? Что там особенного?</w:t>
       </w:r>
     </w:p>
     <w:p>
@@ -388,87 +388,87 @@
         <w:pStyle w:val="FirstParagraph"/>
       </w:pPr>
       <w:r>
-        <w:t xml:space="preserve">STAS: Земляк! Из Москвы? Я тебя по ботинкам узнал. Стас. Тоже за филлерами?</w:t>
-      </w:r>
-    </w:p>
-    <w:p>
-      <w:pPr>
-        <w:pStyle w:val="BodyText"/>
-      </w:pPr>
-      <w:r>
-        <w:t xml:space="preserve">ALEKSEY: Алексей. Да, за филлерами. Вы тоже дистрибьютор?</w:t>
-      </w:r>
-    </w:p>
-    <w:p>
-      <w:pPr>
-        <w:pStyle w:val="BodyText"/>
-      </w:pPr>
-      <w:r>
-        <w:t xml:space="preserve">STAS: Дистрибьютор — громко сказано. Я покупаю, привожу, продаю. Без лишних бумаг.</w:t>
-      </w:r>
-    </w:p>
-    <w:p>
-      <w:pPr>
-        <w:pStyle w:val="BodyText"/>
-      </w:pPr>
-      <w:r>
-        <w:t xml:space="preserve">ALEKSEY: Без регистрации?</w:t>
-      </w:r>
-    </w:p>
-    <w:p>
-      <w:pPr>
-        <w:pStyle w:val="BodyText"/>
-      </w:pPr>
-      <w:r>
-        <w:t xml:space="preserve">STAS: Какая регистрация, брат? Полтора года и миллионы. Я привожу за две недели в чемодане.</w:t>
-      </w:r>
-    </w:p>
-    <w:p>
-      <w:pPr>
-        <w:pStyle w:val="BodyText"/>
-      </w:pPr>
-      <w:r>
-        <w:t xml:space="preserve">ALEKSEY: А кому продаёте?</w:t>
-      </w:r>
-    </w:p>
-    <w:p>
-      <w:pPr>
-        <w:pStyle w:val="BodyText"/>
-      </w:pPr>
-      <w:r>
-        <w:t xml:space="preserve">STAS: Всем, кто платит. Салоны, мастера, Телеграм. Наличными, без вопросов. Хочешь, научу?</w:t>
-      </w:r>
-    </w:p>
-    <w:p>
-      <w:pPr>
-        <w:pStyle w:val="BodyText"/>
-      </w:pPr>
-      <w:r>
-        <w:t xml:space="preserve">ALEKSEY: Нет, спасибо. Я хочу по-другому.</w:t>
-      </w:r>
-    </w:p>
-    <w:p>
-      <w:pPr>
-        <w:pStyle w:val="BodyText"/>
-      </w:pPr>
-      <w:r>
-        <w:t xml:space="preserve">STAS: По-другому все хотят в первый день. Ладно, смотри, как работают профессионалы. Вот корейцы, маленький стенд.</w:t>
-      </w:r>
-    </w:p>
-    <w:p>
-      <w:pPr>
-        <w:pStyle w:val="BodyText"/>
-      </w:pPr>
-      <w:r>
-        <w:t xml:space="preserve">DOYUN: Добрый день. Компания «Сейджин Био», Вонджу. Чем могу помочь?</w:t>
-      </w:r>
-    </w:p>
-    <w:p>
-      <w:pPr>
-        <w:pStyle w:val="BodyText"/>
-      </w:pPr>
-      <w:r>
-        <w:t xml:space="preserve">STAS: О, по-русски говорите! Отлично. Мне пятьсот шприцев. Без документов, по наличке. Сколько?</w:t>
+        <w:t xml:space="preserve">STAS: Земляк! Из Москвы? Я тебя сразу по ботинкам узнал, меня Стас зовут. Ты тоже за филлерами?</w:t>
+      </w:r>
+    </w:p>
+    <w:p>
+      <w:pPr>
+        <w:pStyle w:val="BodyText"/>
+      </w:pPr>
+      <w:r>
+        <w:t xml:space="preserve">ALEKSEY: Меня зовут Алексей. Да, я за филлерами. А вы тоже дистрибьютор?</w:t>
+      </w:r>
+    </w:p>
+    <w:p>
+      <w:pPr>
+        <w:pStyle w:val="BodyText"/>
+      </w:pPr>
+      <w:r>
+        <w:t xml:space="preserve">STAS: Дистрибьютор — это громко сказано. Я покупаю, привожу и продаю, без лишних бумаг.</w:t>
+      </w:r>
+    </w:p>
+    <w:p>
+      <w:pPr>
+        <w:pStyle w:val="BodyText"/>
+      </w:pPr>
+      <w:r>
+        <w:t xml:space="preserve">ALEKSEY: То есть вы работаете совсем без регистрации?</w:t>
+      </w:r>
+    </w:p>
+    <w:p>
+      <w:pPr>
+        <w:pStyle w:val="BodyText"/>
+      </w:pPr>
+      <w:r>
+        <w:t xml:space="preserve">STAS: Какая регистрация, брат? Это полтора года и миллионы, а я привожу товар за две недели в чемодане.</w:t>
+      </w:r>
+    </w:p>
+    <w:p>
+      <w:pPr>
+        <w:pStyle w:val="BodyText"/>
+      </w:pPr>
+      <w:r>
+        <w:t xml:space="preserve">ALEKSEY: А кому вы потом всё это продаёте?</w:t>
+      </w:r>
+    </w:p>
+    <w:p>
+      <w:pPr>
+        <w:pStyle w:val="BodyText"/>
+      </w:pPr>
+      <w:r>
+        <w:t xml:space="preserve">STAS: Всем, кто платит: салоны, мастера, Телеграм. Наличными и без вопросов. Хочешь, научу?</w:t>
+      </w:r>
+    </w:p>
+    <w:p>
+      <w:pPr>
+        <w:pStyle w:val="BodyText"/>
+      </w:pPr>
+      <w:r>
+        <w:t xml:space="preserve">ALEKSEY: Нет, спасибо. Я хочу работать по-другому.</w:t>
+      </w:r>
+    </w:p>
+    <w:p>
+      <w:pPr>
+        <w:pStyle w:val="BodyText"/>
+      </w:pPr>
+      <w:r>
+        <w:t xml:space="preserve">STAS: По-другому все хотят в первый день. Ладно, смотри, как работают профессионалы. Вот корейцы, у них маленький стенд.</w:t>
+      </w:r>
+    </w:p>
+    <w:p>
+      <w:pPr>
+        <w:pStyle w:val="BodyText"/>
+      </w:pPr>
+      <w:r>
+        <w:t xml:space="preserve">DOYUN: Добрый день. Компания «Сейджин Био», город Вонджу. Чем я могу вам помочь?</w:t>
+      </w:r>
+    </w:p>
+    <w:p>
+      <w:pPr>
+        <w:pStyle w:val="BodyText"/>
+      </w:pPr>
+      <w:r>
+        <w:t xml:space="preserve">STAS: О, вы по-русски говорите! Отлично. Мне пятьсот шприцев, без документов, за наличку. Сколько будет?</w:t>
       </w:r>
     </w:p>
     <w:p>
@@ -484,183 +484,183 @@
         <w:pStyle w:val="BodyText"/>
       </w:pPr>
       <w:r>
-        <w:t xml:space="preserve">STAS: Да брось. Все продают. Я плачу сверху двадцать процентов. Наличными, прямо сейчас.</w:t>
-      </w:r>
-    </w:p>
-    <w:p>
-      <w:pPr>
-        <w:pStyle w:val="BodyText"/>
-      </w:pPr>
-      <w:r>
-        <w:t xml:space="preserve">DOYUN: Нет. Это не вопрос цены. Это наша политика. Вы можете посмотреть каталог, но заказ так не делаем. Ни за двадцать процентов, ни за пятьдесят. Извините.</w:t>
-      </w:r>
-    </w:p>
-    <w:p>
-      <w:pPr>
-        <w:pStyle w:val="BodyText"/>
-      </w:pPr>
-      <w:r>
-        <w:t xml:space="preserve">STAS: Политика. Ладно, пойду к соседям. У соседей политики нет. Брат, ты со мной?</w:t>
-      </w:r>
-    </w:p>
-    <w:p>
-      <w:pPr>
-        <w:pStyle w:val="BodyText"/>
-      </w:pPr>
-      <w:r>
-        <w:t xml:space="preserve">ALEKSEY: Нет. Я останусь здесь.</w:t>
-      </w:r>
-    </w:p>
-    <w:p>
-      <w:pPr>
-        <w:pStyle w:val="BodyText"/>
-      </w:pPr>
-      <w:r>
-        <w:t xml:space="preserve">STAS: Зря. Через год вспомнишь меня. Удачи.</w:t>
-      </w:r>
-    </w:p>
-    <w:p>
-      <w:pPr>
-        <w:pStyle w:val="BodyText"/>
-      </w:pPr>
-      <w:r>
-        <w:t xml:space="preserve">ALEKSEY: Вы говорите по-русски? Простите, глупый вопрос. Вы только что прекрасно отказали по-русски.</w:t>
-      </w:r>
-    </w:p>
-    <w:p>
-      <w:pPr>
-        <w:pStyle w:val="BodyText"/>
-      </w:pPr>
-      <w:r>
-        <w:t xml:space="preserve">DOYUN: Говорю. Пак Доюн, отдел международных продаж. Учил русский пять лет. Отказывать научился вчера.</w:t>
-      </w:r>
-    </w:p>
-    <w:p>
-      <w:pPr>
-        <w:pStyle w:val="BodyText"/>
-      </w:pPr>
-      <w:r>
-        <w:t xml:space="preserve">ALEKSEY: Вчера?</w:t>
-      </w:r>
-    </w:p>
-    <w:p>
-      <w:pPr>
-        <w:pStyle w:val="BodyText"/>
-      </w:pPr>
-      <w:r>
-        <w:t xml:space="preserve">DOYUN: Вчера приходили трое таких. Сегодня он четвёртый. Вы тоже без документов?</w:t>
-      </w:r>
-    </w:p>
-    <w:p>
-      <w:pPr>
-        <w:pStyle w:val="BodyText"/>
-      </w:pPr>
-      <w:r>
-        <w:t xml:space="preserve">ALEKSEY: Нет. Я хочу ваше досье. Всё, что вы даёте европейцам.</w:t>
-      </w:r>
-    </w:p>
-    <w:p>
-      <w:pPr>
-        <w:pStyle w:val="BodyText"/>
-      </w:pPr>
-      <w:r>
-        <w:t xml:space="preserve">DOYUN: Интересно. Обычно русские спрашивают цену, а не досье. Садитесь.</w:t>
-      </w:r>
-    </w:p>
-    <w:p>
-      <w:pPr>
-        <w:pStyle w:val="BodyText"/>
-      </w:pPr>
-      <w:r>
-        <w:t xml:space="preserve">ALEKSEY: Алексей Воронцов. Десять лет в фармкомпании, в продажах. Сейчас создаю свою компанию. Хочу зарегистрировать ваш филлер в России и продавать только врачам, с обучением. Мне нужен производитель, который не боится документов.</w:t>
-      </w:r>
-    </w:p>
-    <w:p>
-      <w:pPr>
-        <w:pStyle w:val="BodyText"/>
-      </w:pPr>
-      <w:r>
-        <w:t xml:space="preserve">DOYUN: Только врачам. Почему?</w:t>
-      </w:r>
-    </w:p>
-    <w:p>
-      <w:pPr>
-        <w:pStyle w:val="BodyText"/>
-      </w:pPr>
-      <w:r>
-        <w:t xml:space="preserve">ALEKSEY: Потому что люди вроде Стаса продают всем. И пациентки потом приходят к врачам с некрозом.</w:t>
-      </w:r>
-    </w:p>
-    <w:p>
-      <w:pPr>
-        <w:pStyle w:val="BodyText"/>
-      </w:pPr>
-      <w:r>
-        <w:t xml:space="preserve">DOYUN: Вы видели некроз?</w:t>
-      </w:r>
-    </w:p>
-    <w:p>
-      <w:pPr>
-        <w:pStyle w:val="BodyText"/>
-      </w:pPr>
-      <w:r>
-        <w:t xml:space="preserve">ALEKSEY: Видел коробку. С ошибками в названии. Корейскую. Может быть, даже вашу подделку.</w:t>
-      </w:r>
-    </w:p>
-    <w:p>
-      <w:pPr>
-        <w:pStyle w:val="BodyText"/>
-      </w:pPr>
-      <w:r>
-        <w:t xml:space="preserve">DOYUN: Покажите фото. Если есть.</w:t>
-      </w:r>
-    </w:p>
-    <w:p>
-      <w:pPr>
-        <w:pStyle w:val="BodyText"/>
-      </w:pPr>
-      <w:r>
-        <w:t xml:space="preserve">ALEKSEY: Есть. Вот. Врач разрешила сфотографировать.</w:t>
-      </w:r>
-    </w:p>
-    <w:p>
-      <w:pPr>
-        <w:pStyle w:val="BodyText"/>
-      </w:pPr>
-      <w:r>
-        <w:t xml:space="preserve">DOYUN: Это не наша. Шрифт другой, номера партии нет. Но похоже на нашу упаковку. Специально похоже.</w:t>
-      </w:r>
-    </w:p>
-    <w:p>
-      <w:pPr>
-        <w:pStyle w:val="BodyText"/>
-      </w:pPr>
-      <w:r>
-        <w:t xml:space="preserve">ALEKSEY: Значит, вашу марку уже подделывают в России. А вы там даже не продаёте.</w:t>
-      </w:r>
-    </w:p>
-    <w:p>
-      <w:pPr>
-        <w:pStyle w:val="BodyText"/>
-      </w:pPr>
-      <w:r>
-        <w:t xml:space="preserve">DOYUN: Не продаём. И это проблема. Пожалуйста, подождите минуту. Я позову коллегу. Она отвечает за качество.</w:t>
-      </w:r>
-    </w:p>
-    <w:p>
-      <w:pPr>
-        <w:pStyle w:val="BodyText"/>
-      </w:pPr>
-      <w:r>
-        <w:t xml:space="preserve">SOHEE: Здравствуйте. Чон Сохи. Качество и регистрация. Мой русский — немного. Извините.</w:t>
-      </w:r>
-    </w:p>
-    <w:p>
-      <w:pPr>
-        <w:pStyle w:val="BodyText"/>
-      </w:pPr>
-      <w:r>
-        <w:t xml:space="preserve">ALEKSEY: Здравствуйте. Ваш русский лучше, чем мой корейский. У меня ноль.</w:t>
+        <w:t xml:space="preserve">STAS: Да брось, все продают. Я плачу сверху двадцать процентов, наличными, прямо сейчас.</w:t>
+      </w:r>
+    </w:p>
+    <w:p>
+      <w:pPr>
+        <w:pStyle w:val="BodyText"/>
+      </w:pPr>
+      <w:r>
+        <w:t xml:space="preserve">DOYUN: Нет. Это не вопрос цены. Это наша политика. Вы можете посмотреть каталог, но заказ так не делаем. Ни за двадцать процентов, ни за пятьдесят. Извините, но по-другому мы не работаем ни с кем, даже с самыми большими клиентами.</w:t>
+      </w:r>
+    </w:p>
+    <w:p>
+      <w:pPr>
+        <w:pStyle w:val="BodyText"/>
+      </w:pPr>
+      <w:r>
+        <w:t xml:space="preserve">STAS: Политика, значит? Ладно, тогда пойду к соседям, потому что у соседей политики нет. Брат, ты со мной?</w:t>
+      </w:r>
+    </w:p>
+    <w:p>
+      <w:pPr>
+        <w:pStyle w:val="BodyText"/>
+      </w:pPr>
+      <w:r>
+        <w:t xml:space="preserve">ALEKSEY: Нет, спасибо. Я, пожалуй, останусь здесь.</w:t>
+      </w:r>
+    </w:p>
+    <w:p>
+      <w:pPr>
+        <w:pStyle w:val="BodyText"/>
+      </w:pPr>
+      <w:r>
+        <w:t xml:space="preserve">STAS: Зря ты так. Через год ты меня ещё вспомнишь. Удачи.</w:t>
+      </w:r>
+    </w:p>
+    <w:p>
+      <w:pPr>
+        <w:pStyle w:val="BodyText"/>
+      </w:pPr>
+      <w:r>
+        <w:t xml:space="preserve">ALEKSEY: Вы говорите по-русски? Простите, глупый вопрос, ведь вы только что прекрасно отказали по-русски.</w:t>
+      </w:r>
+    </w:p>
+    <w:p>
+      <w:pPr>
+        <w:pStyle w:val="BodyText"/>
+      </w:pPr>
+      <w:r>
+        <w:t xml:space="preserve">DOYUN: Да, говорю, меня зовут Пак Доюн, я из отдела международных продаж. Я учил русский пять лет, а отказывать научился вчера.</w:t>
+      </w:r>
+    </w:p>
+    <w:p>
+      <w:pPr>
+        <w:pStyle w:val="BodyText"/>
+      </w:pPr>
+      <w:r>
+        <w:t xml:space="preserve">ALEKSEY: Вчера? А почему вы научились именно вчера?</w:t>
+      </w:r>
+    </w:p>
+    <w:p>
+      <w:pPr>
+        <w:pStyle w:val="BodyText"/>
+      </w:pPr>
+      <w:r>
+        <w:t xml:space="preserve">DOYUN: Потому что вчера приходили трое таких, а сегодня он уже четвёртый. Вы тоже без документов?</w:t>
+      </w:r>
+    </w:p>
+    <w:p>
+      <w:pPr>
+        <w:pStyle w:val="BodyText"/>
+      </w:pPr>
+      <w:r>
+        <w:t xml:space="preserve">ALEKSEY: Нет, наоборот. Я хочу получить ваше досье, всё, что вы даёте европейцам.</w:t>
+      </w:r>
+    </w:p>
+    <w:p>
+      <w:pPr>
+        <w:pStyle w:val="BodyText"/>
+      </w:pPr>
+      <w:r>
+        <w:t xml:space="preserve">DOYUN: Интересно. Обычно русские спрашивают цену, а не досье. Садитесь, пожалуйста.</w:t>
+      </w:r>
+    </w:p>
+    <w:p>
+      <w:pPr>
+        <w:pStyle w:val="BodyText"/>
+      </w:pPr>
+      <w:r>
+        <w:t xml:space="preserve">ALEKSEY: Алексей Воронцов. Десять лет в фармкомпании, в продажах. Сейчас создаю свою компанию. Хочу зарегистрировать ваш филлер в России и продавать только врачам, с обучением. Мне нужен производитель, который не боится документов, потому что без документов я работать не буду.</w:t>
+      </w:r>
+    </w:p>
+    <w:p>
+      <w:pPr>
+        <w:pStyle w:val="BodyText"/>
+      </w:pPr>
+      <w:r>
+        <w:t xml:space="preserve">DOYUN: Только врачам? А почему такое строгое правило?</w:t>
+      </w:r>
+    </w:p>
+    <w:p>
+      <w:pPr>
+        <w:pStyle w:val="BodyText"/>
+      </w:pPr>
+      <w:r>
+        <w:t xml:space="preserve">ALEKSEY: Потому что люди вроде Стаса продают всем, а пациентки потом приходят к врачам с некрозом.</w:t>
+      </w:r>
+    </w:p>
+    <w:p>
+      <w:pPr>
+        <w:pStyle w:val="BodyText"/>
+      </w:pPr>
+      <w:r>
+        <w:t xml:space="preserve">DOYUN: А вы сами видели некроз?</w:t>
+      </w:r>
+    </w:p>
+    <w:p>
+      <w:pPr>
+        <w:pStyle w:val="BodyText"/>
+      </w:pPr>
+      <w:r>
+        <w:t xml:space="preserve">ALEKSEY: Я видел коробку с ошибками в названии, корейскую. Может быть, это даже подделка под вашу марку.</w:t>
+      </w:r>
+    </w:p>
+    <w:p>
+      <w:pPr>
+        <w:pStyle w:val="BodyText"/>
+      </w:pPr>
+      <w:r>
+        <w:t xml:space="preserve">DOYUN: Покажите, пожалуйста, фото, если оно у вас есть.</w:t>
+      </w:r>
+    </w:p>
+    <w:p>
+      <w:pPr>
+        <w:pStyle w:val="BodyText"/>
+      </w:pPr>
+      <w:r>
+        <w:t xml:space="preserve">ALEKSEY: Есть, вот оно. Врач разрешила мне сфотографировать коробку.</w:t>
+      </w:r>
+    </w:p>
+    <w:p>
+      <w:pPr>
+        <w:pStyle w:val="BodyText"/>
+      </w:pPr>
+      <w:r>
+        <w:t xml:space="preserve">DOYUN: Это не наша. Шрифт другой, и номера партии нет. Но очень похоже на нашу упаковку, и похоже специально.</w:t>
+      </w:r>
+    </w:p>
+    <w:p>
+      <w:pPr>
+        <w:pStyle w:val="BodyText"/>
+      </w:pPr>
+      <w:r>
+        <w:t xml:space="preserve">ALEKSEY: Значит, вашу марку уже подделывают в России, хотя вы там даже не продаёте.</w:t>
+      </w:r>
+    </w:p>
+    <w:p>
+      <w:pPr>
+        <w:pStyle w:val="BodyText"/>
+      </w:pPr>
+      <w:r>
+        <w:t xml:space="preserve">DOYUN: Не продаём, и это проблема. Пожалуйста, подождите минуту, я позову коллегу. Она отвечает за качество, и ей нужно это увидеть.</w:t>
+      </w:r>
+    </w:p>
+    <w:p>
+      <w:pPr>
+        <w:pStyle w:val="BodyText"/>
+      </w:pPr>
+      <w:r>
+        <w:t xml:space="preserve">SOHEE: Здравствуйте. Я Чон Сохи, качество и регистрация. Мой русский — немного, извините, пожалуйста.</w:t>
+      </w:r>
+    </w:p>
+    <w:p>
+      <w:pPr>
+        <w:pStyle w:val="BodyText"/>
+      </w:pPr>
+      <w:r>
+        <w:t xml:space="preserve">ALEKSEY: Здравствуйте. Ваш русский гораздо лучше, чем мой корейский, потому что у меня ноль.</w:t>
       </w:r>
     </w:p>
     <w:bookmarkEnd w:id="22"/>
@@ -678,39 +678,39 @@
         <w:pStyle w:val="FirstParagraph"/>
       </w:pPr>
       <w:r>
-        <w:t xml:space="preserve">SOHEE: Доюн говорит: вы хотите досье. Почему досье?</w:t>
-      </w:r>
-    </w:p>
-    <w:p>
-      <w:pPr>
-        <w:pStyle w:val="BodyText"/>
-      </w:pPr>
-      <w:r>
-        <w:t xml:space="preserve">ALEKSEY: Без досье нет регистрации. Без регистрации нет продаж. Так говорит наш регистратор.</w:t>
-      </w:r>
-    </w:p>
-    <w:p>
-      <w:pPr>
-        <w:pStyle w:val="BodyText"/>
-      </w:pPr>
-      <w:r>
-        <w:t xml:space="preserve">SOHEE: Регистратор — кто?</w:t>
-      </w:r>
-    </w:p>
-    <w:p>
-      <w:pPr>
-        <w:pStyle w:val="BodyText"/>
-      </w:pPr>
-      <w:r>
-        <w:t xml:space="preserve">ALEKSEY: Ольга Миронова. Двадцать лет регистрирует лекарства в России.</w:t>
-      </w:r>
-    </w:p>
-    <w:p>
-      <w:pPr>
-        <w:pStyle w:val="BodyText"/>
-      </w:pPr>
-      <w:r>
-        <w:t xml:space="preserve">DOYUN: Госпожа Чон спрашивает, какой путь регистрации вы выберете. Национальный или по правилам Евразийского союза.</w:t>
+        <w:t xml:space="preserve">SOHEE: Доюн говорит, вы хотите досье. Почему досье, а не цена?</w:t>
+      </w:r>
+    </w:p>
+    <w:p>
+      <w:pPr>
+        <w:pStyle w:val="BodyText"/>
+      </w:pPr>
+      <w:r>
+        <w:t xml:space="preserve">ALEKSEY: Без досье нет регистрации, а без регистрации нет продаж. Так говорит наш регистратор.</w:t>
+      </w:r>
+    </w:p>
+    <w:p>
+      <w:pPr>
+        <w:pStyle w:val="BodyText"/>
+      </w:pPr>
+      <w:r>
+        <w:t xml:space="preserve">SOHEE: Регистратор — это кто, какой человек у вас?</w:t>
+      </w:r>
+    </w:p>
+    <w:p>
+      <w:pPr>
+        <w:pStyle w:val="BodyText"/>
+      </w:pPr>
+      <w:r>
+        <w:t xml:space="preserve">ALEKSEY: Ольга Миронова. Она двадцать лет регистрирует лекарства в России и знает всех экспертов.</w:t>
+      </w:r>
+    </w:p>
+    <w:p>
+      <w:pPr>
+        <w:pStyle w:val="BodyText"/>
+      </w:pPr>
+      <w:r>
+        <w:t xml:space="preserve">DOYUN: Госпожа Чон спрашивает, какой путь регистрации вы выберете: национальный или по правилам Евразийского союза.</w:t>
       </w:r>
     </w:p>
     <w:p>
@@ -726,167 +726,167 @@
         <w:pStyle w:val="BodyText"/>
       </w:pPr>
       <w:r>
-        <w:t xml:space="preserve">SOHEE: Кухня? Не понимаю.</w:t>
-      </w:r>
-    </w:p>
-    <w:p>
-      <w:pPr>
-        <w:pStyle w:val="BodyText"/>
-      </w:pPr>
-      <w:r>
-        <w:t xml:space="preserve">DOYUN: Это значит: сначала завод и документы, потом реклама. Я перевёл. Ей понравилось.</w:t>
-      </w:r>
-    </w:p>
-    <w:p>
-      <w:pPr>
-        <w:pStyle w:val="BodyText"/>
-      </w:pPr>
-      <w:r>
-        <w:t xml:space="preserve">SOHEE: Да. Хорошо. Наше досье: технический файл, испытания, клиника. Корея — есть. Европа — есть. Россия — нет.</w:t>
-      </w:r>
-    </w:p>
-    <w:p>
-      <w:pPr>
-        <w:pStyle w:val="BodyText"/>
-      </w:pPr>
-      <w:r>
-        <w:t xml:space="preserve">ALEKSEY: Почему у вас нет России? Рынок же большой.</w:t>
-      </w:r>
-    </w:p>
-    <w:p>
-      <w:pPr>
-        <w:pStyle w:val="BodyText"/>
-      </w:pPr>
-      <w:r>
-        <w:t xml:space="preserve">DOYUN: Потому что все, кто к нам приходил, хотели как Стас. Президент Юн сказал: «Лучше ноль в России, чем позор в России». Он сказал это на собрании, и все запомнили.</w:t>
-      </w:r>
-    </w:p>
-    <w:p>
-      <w:pPr>
-        <w:pStyle w:val="BodyText"/>
-      </w:pPr>
-      <w:r>
-        <w:t xml:space="preserve">ALEKSEY: Хорошая фраза. Моя бабушка сказала бы так же.</w:t>
-      </w:r>
-    </w:p>
-    <w:p>
-      <w:pPr>
-        <w:pStyle w:val="BodyText"/>
-      </w:pPr>
-      <w:r>
-        <w:t xml:space="preserve">DOYUN: Ваша бабушка? Она в бизнесе?</w:t>
-      </w:r>
-    </w:p>
-    <w:p>
-      <w:pPr>
-        <w:pStyle w:val="BodyText"/>
-      </w:pPr>
-      <w:r>
-        <w:t xml:space="preserve">ALEKSEY: Она фельдшер. Сорок лет в деревне. У неё одно правило: «Не навреди».</w:t>
-      </w:r>
-    </w:p>
-    <w:p>
-      <w:pPr>
-        <w:pStyle w:val="BodyText"/>
-      </w:pPr>
-      <w:r>
-        <w:t xml:space="preserve">DOYUN: Госпожа Чон, это как наш принцип качества. Только короче.</w:t>
-      </w:r>
-    </w:p>
-    <w:p>
-      <w:pPr>
-        <w:pStyle w:val="BodyText"/>
-      </w:pPr>
-      <w:r>
-        <w:t xml:space="preserve">SOHEE: Да. Короче. Хорошо. Досье дадим. Но сначала NDA. Соглашение о конфиденциальности.</w:t>
-      </w:r>
-    </w:p>
-    <w:p>
-      <w:pPr>
-        <w:pStyle w:val="BodyText"/>
-      </w:pPr>
-      <w:r>
-        <w:t xml:space="preserve">ALEKSEY: Конечно. Я подпишу сегодня.</w:t>
-      </w:r>
-    </w:p>
-    <w:p>
-      <w:pPr>
-        <w:pStyle w:val="BodyText"/>
-      </w:pPr>
-      <w:r>
-        <w:t xml:space="preserve">SOHEE: Не вы. Компания. Ваша компания есть?</w:t>
-      </w:r>
-    </w:p>
-    <w:p>
-      <w:pPr>
-        <w:pStyle w:val="BodyText"/>
-      </w:pPr>
-      <w:r>
-        <w:t xml:space="preserve">ALEKSEY: Пока нет. Будет через месяц.</w:t>
-      </w:r>
-    </w:p>
-    <w:p>
-      <w:pPr>
-        <w:pStyle w:val="BodyText"/>
-      </w:pPr>
-      <w:r>
-        <w:t xml:space="preserve">SOHEE: Тогда сейчас — вы лично. Потом — компания. Так можно, Доюн?</w:t>
-      </w:r>
-    </w:p>
-    <w:p>
-      <w:pPr>
-        <w:pStyle w:val="BodyText"/>
-      </w:pPr>
-      <w:r>
-        <w:t xml:space="preserve">DOYUN: Можно. Юристы подготовят к вечеру. Но досье получите не сразу. Сначала встреча с президентом.</w:t>
-      </w:r>
-    </w:p>
-    <w:p>
-      <w:pPr>
-        <w:pStyle w:val="BodyText"/>
-      </w:pPr>
-      <w:r>
-        <w:t xml:space="preserve">ALEKSEY: А гиалуронидаза у вас есть?</w:t>
-      </w:r>
-    </w:p>
-    <w:p>
-      <w:pPr>
-        <w:pStyle w:val="BodyText"/>
-      </w:pPr>
-      <w:r>
-        <w:t xml:space="preserve">SOHEE: Есть. Наша. В Корее зарегистрирована как лекарство. Для осложнений. Вы спросили сами. Это хорошо.</w:t>
-      </w:r>
-    </w:p>
-    <w:p>
-      <w:pPr>
-        <w:pStyle w:val="BodyText"/>
-      </w:pPr>
-      <w:r>
-        <w:t xml:space="preserve">ALEKSEY: Почему хорошо?</w:t>
-      </w:r>
-    </w:p>
-    <w:p>
-      <w:pPr>
-        <w:pStyle w:val="BodyText"/>
-      </w:pPr>
-      <w:r>
-        <w:t xml:space="preserve">SOHEE: Дистрибьюторы спрашивают цену. Врачи спрашивают гиалуронидазу. Вы спрашиваете как врач.</w:t>
-      </w:r>
-    </w:p>
-    <w:p>
-      <w:pPr>
-        <w:pStyle w:val="BodyText"/>
-      </w:pPr>
-      <w:r>
-        <w:t xml:space="preserve">DOYUN: У госпожи Чон это высшая похвала. Я её слышал два раза за пять лет.</w:t>
-      </w:r>
-    </w:p>
-    <w:p>
-      <w:pPr>
-        <w:pStyle w:val="BodyText"/>
-      </w:pPr>
-      <w:r>
-        <w:t xml:space="preserve">SOHEE: Три раза. Не преувеличивай, Доюн.</w:t>
+        <w:t xml:space="preserve">SOHEE: Кухня? Извините, я не понимаю это слово здесь.</w:t>
+      </w:r>
+    </w:p>
+    <w:p>
+      <w:pPr>
+        <w:pStyle w:val="BodyText"/>
+      </w:pPr>
+      <w:r>
+        <w:t xml:space="preserve">DOYUN: Это значит: сначала завод и документы, а потом реклама. Я перевёл, и ей понравилось.</w:t>
+      </w:r>
+    </w:p>
+    <w:p>
+      <w:pPr>
+        <w:pStyle w:val="BodyText"/>
+      </w:pPr>
+      <w:r>
+        <w:t xml:space="preserve">SOHEE: Да, это хорошо. Наше досье — это технический файл, испытания, клиника. Корея — есть, Европа — есть, а Россия — нет.</w:t>
+      </w:r>
+    </w:p>
+    <w:p>
+      <w:pPr>
+        <w:pStyle w:val="BodyText"/>
+      </w:pPr>
+      <w:r>
+        <w:t xml:space="preserve">ALEKSEY: А почему у вас нет России? Рынок же очень большой.</w:t>
+      </w:r>
+    </w:p>
+    <w:p>
+      <w:pPr>
+        <w:pStyle w:val="BodyText"/>
+      </w:pPr>
+      <w:r>
+        <w:t xml:space="preserve">DOYUN: Потому что все, кто к нам приходил, хотели работать как Стас. Президент Юн сказал: «Лучше ноль в России, чем позор в России». Он сказал это на общем собрании, и с тех пор все в компании запомнили эту фразу.</w:t>
+      </w:r>
+    </w:p>
+    <w:p>
+      <w:pPr>
+        <w:pStyle w:val="BodyText"/>
+      </w:pPr>
+      <w:r>
+        <w:t xml:space="preserve">ALEKSEY: Хорошая фраза. Моя бабушка сказала бы точно так же.</w:t>
+      </w:r>
+    </w:p>
+    <w:p>
+      <w:pPr>
+        <w:pStyle w:val="BodyText"/>
+      </w:pPr>
+      <w:r>
+        <w:t xml:space="preserve">DOYUN: Ваша бабушка? Она тоже работает в бизнесе?</w:t>
+      </w:r>
+    </w:p>
+    <w:p>
+      <w:pPr>
+        <w:pStyle w:val="BodyText"/>
+      </w:pPr>
+      <w:r>
+        <w:t xml:space="preserve">ALEKSEY: Нет, она фельдшер, сорок лет работала в деревне. У неё одно правило: «Не навреди».</w:t>
+      </w:r>
+    </w:p>
+    <w:p>
+      <w:pPr>
+        <w:pStyle w:val="BodyText"/>
+      </w:pPr>
+      <w:r>
+        <w:t xml:space="preserve">DOYUN: Госпожа Чон, это как наш принцип качества, только короче.</w:t>
+      </w:r>
+    </w:p>
+    <w:p>
+      <w:pPr>
+        <w:pStyle w:val="BodyText"/>
+      </w:pPr>
+      <w:r>
+        <w:t xml:space="preserve">SOHEE: Да, короче. Хорошо, досье дадим. Но сначала NDA, соглашение о конфиденциальности.</w:t>
+      </w:r>
+    </w:p>
+    <w:p>
+      <w:pPr>
+        <w:pStyle w:val="BodyText"/>
+      </w:pPr>
+      <w:r>
+        <w:t xml:space="preserve">ALEKSEY: Конечно. Я могу подписать его сегодня же.</w:t>
+      </w:r>
+    </w:p>
+    <w:p>
+      <w:pPr>
+        <w:pStyle w:val="BodyText"/>
+      </w:pPr>
+      <w:r>
+        <w:t xml:space="preserve">SOHEE: Не вы, а компания подписывает. Ваша компания уже есть?</w:t>
+      </w:r>
+    </w:p>
+    <w:p>
+      <w:pPr>
+        <w:pStyle w:val="BodyText"/>
+      </w:pPr>
+      <w:r>
+        <w:t xml:space="preserve">ALEKSEY: Пока нет, она будет зарегистрирована через месяц.</w:t>
+      </w:r>
+    </w:p>
+    <w:p>
+      <w:pPr>
+        <w:pStyle w:val="BodyText"/>
+      </w:pPr>
+      <w:r>
+        <w:t xml:space="preserve">SOHEE: Тогда сейчас подписываете вы лично, а потом компания. Так можно, Доюн?</w:t>
+      </w:r>
+    </w:p>
+    <w:p>
+      <w:pPr>
+        <w:pStyle w:val="BodyText"/>
+      </w:pPr>
+      <w:r>
+        <w:t xml:space="preserve">DOYUN: Можно, юристы подготовят к вечеру. Но досье вы получите не сразу, потому что сначала нужна встреча с президентом.</w:t>
+      </w:r>
+    </w:p>
+    <w:p>
+      <w:pPr>
+        <w:pStyle w:val="BodyText"/>
+      </w:pPr>
+      <w:r>
+        <w:t xml:space="preserve">ALEKSEY: А гиалуронидаза у вас тоже есть?</w:t>
+      </w:r>
+    </w:p>
+    <w:p>
+      <w:pPr>
+        <w:pStyle w:val="BodyText"/>
+      </w:pPr>
+      <w:r>
+        <w:t xml:space="preserve">SOHEE: Есть, наша собственная, в Корее она зарегистрирована как лекарство для осложнений. Вы спросили сами, и это хорошо.</w:t>
+      </w:r>
+    </w:p>
+    <w:p>
+      <w:pPr>
+        <w:pStyle w:val="BodyText"/>
+      </w:pPr>
+      <w:r>
+        <w:t xml:space="preserve">ALEKSEY: А почему это хорошо, что я спросил?</w:t>
+      </w:r>
+    </w:p>
+    <w:p>
+      <w:pPr>
+        <w:pStyle w:val="BodyText"/>
+      </w:pPr>
+      <w:r>
+        <w:t xml:space="preserve">SOHEE: Дистрибьюторы спрашивают цену, а врачи спрашивают гиалуронидазу. Вы спрашиваете как врач.</w:t>
+      </w:r>
+    </w:p>
+    <w:p>
+      <w:pPr>
+        <w:pStyle w:val="BodyText"/>
+      </w:pPr>
+      <w:r>
+        <w:t xml:space="preserve">DOYUN: У госпожи Чон это высшая похвала. Я слышал её всего два раза за пять лет.</w:t>
+      </w:r>
+    </w:p>
+    <w:p>
+      <w:pPr>
+        <w:pStyle w:val="BodyText"/>
+      </w:pPr>
+      <w:r>
+        <w:t xml:space="preserve">SOHEE: Было три раза, так что не преувеличивай, Доюн.</w:t>
       </w:r>
     </w:p>
     <w:p>
@@ -902,15 +902,15 @@
         <w:pStyle w:val="BodyText"/>
       </w:pPr>
       <w:r>
-        <w:t xml:space="preserve">DOYUN: Учим. У нас есть корейские тренеры и анатомический курс. Но на русском — никого.</w:t>
-      </w:r>
-    </w:p>
-    <w:p>
-      <w:pPr>
-        <w:pStyle w:val="BodyText"/>
-      </w:pPr>
-      <w:r>
-        <w:t xml:space="preserve">ALEKSEY: На русском будет. У нас есть врач, которая может учить. После своей проверки.</w:t>
+        <w:t xml:space="preserve">DOYUN: Учим. У нас есть корейские тренеры и анатомический курс, но на русском языке — никого.</w:t>
+      </w:r>
+    </w:p>
+    <w:p>
+      <w:pPr>
+        <w:pStyle w:val="BodyText"/>
+      </w:pPr>
+      <w:r>
+        <w:t xml:space="preserve">ALEKSEY: На русском будет. У нас есть врач, которая может учить, но только после своей проверки.</w:t>
       </w:r>
     </w:p>
     <w:bookmarkEnd w:id="23"/>
@@ -928,23 +928,23 @@
         <w:pStyle w:val="FirstParagraph"/>
       </w:pPr>
       <w:r>
-        <w:t xml:space="preserve">DOYUN: Выставка закрылась. Госпожа Чон ушла писать отчёт. Теперь можно говорить без протокола.</w:t>
-      </w:r>
-    </w:p>
-    <w:p>
-      <w:pPr>
-        <w:pStyle w:val="BodyText"/>
-      </w:pPr>
-      <w:r>
-        <w:t xml:space="preserve">ALEKSEY: Где вы так выучили русский?</w:t>
-      </w:r>
-    </w:p>
-    <w:p>
-      <w:pPr>
-        <w:pStyle w:val="BodyText"/>
-      </w:pPr>
-      <w:r>
-        <w:t xml:space="preserve">DOYUN: Университет иностранных языков в Сеуле, русский факультет. Потом год в Петербурге, по обмену. Жил на Васильевском острове, в общежитии с ребятами из Новосибирска. Они научили меня всему, чего нет в учебниках.</w:t>
+        <w:t xml:space="preserve">DOYUN: Выставка закрылась, госпожа Чон ушла писать отчёт. Теперь можно говорить без протокола.</w:t>
+      </w:r>
+    </w:p>
+    <w:p>
+      <w:pPr>
+        <w:pStyle w:val="BodyText"/>
+      </w:pPr>
+      <w:r>
+        <w:t xml:space="preserve">ALEKSEY: Скажите, где вы так хорошо выучили русский?</w:t>
+      </w:r>
+    </w:p>
+    <w:p>
+      <w:pPr>
+        <w:pStyle w:val="BodyText"/>
+      </w:pPr>
+      <w:r>
+        <w:t xml:space="preserve">DOYUN: В Университете иностранных языков в Сеуле, на русском факультете. Потом год в Петербурге, по обмену. Жил на Васильевском острове, в общежитии с ребятами из Новосибирска. Они научили меня всему, чего нет в учебниках, и я им до сих пор благодарен.</w:t>
       </w:r>
     </w:p>
     <w:p>
@@ -960,55 +960,55 @@
         <w:pStyle w:val="BodyText"/>
       </w:pPr>
       <w:r>
-        <w:t xml:space="preserve">DOYUN: Петербург научил меня двум вещам: ходить с зонтом и не верить «без проблем».</w:t>
-      </w:r>
-    </w:p>
-    <w:p>
-      <w:pPr>
-        <w:pStyle w:val="BodyText"/>
-      </w:pPr>
-      <w:r>
-        <w:t xml:space="preserve">ALEKSEY: Я ни разу не сказал «без проблем».</w:t>
-      </w:r>
-    </w:p>
-    <w:p>
-      <w:pPr>
-        <w:pStyle w:val="BodyText"/>
-      </w:pPr>
-      <w:r>
-        <w:t xml:space="preserve">DOYUN: Я заметил. Поэтому у меня к вам главный вопрос. Почему мы должны доверять компании, которой ещё нет? Без денег, без офиса, без регистрации, только с вами?</w:t>
-      </w:r>
-    </w:p>
-    <w:p>
-      <w:pPr>
-        <w:pStyle w:val="BodyText"/>
-      </w:pPr>
-      <w:r>
-        <w:t xml:space="preserve">ALEKSEY: Можно я отвечу длинно?</w:t>
-      </w:r>
-    </w:p>
-    <w:p>
-      <w:pPr>
-        <w:pStyle w:val="BodyText"/>
-      </w:pPr>
-      <w:r>
-        <w:t xml:space="preserve">DOYUN: Можно. Президент Юн всё равно задаст этот вопрос. Лучше потренироваться на мне.</w:t>
-      </w:r>
-    </w:p>
-    <w:p>
-      <w:pPr>
-        <w:pStyle w:val="BodyText"/>
-      </w:pPr>
-      <w:r>
-        <w:t xml:space="preserve">ALEKSEY: Компании нет, это правда. Но у меня есть три человека и три правила. Регистратор, который двадцать лет не сделал ни одной фальшивой бумаги. Аудитор, которая ненавидит наличные. И я.</w:t>
-      </w:r>
-    </w:p>
-    <w:p>
-      <w:pPr>
-        <w:pStyle w:val="BodyText"/>
-      </w:pPr>
-      <w:r>
-        <w:t xml:space="preserve">DOYUN: А правила?</w:t>
+        <w:t xml:space="preserve">DOYUN: Петербург научил меня двум вещам: ходить с зонтом и не верить словам «без проблем».</w:t>
+      </w:r>
+    </w:p>
+    <w:p>
+      <w:pPr>
+        <w:pStyle w:val="BodyText"/>
+      </w:pPr>
+      <w:r>
+        <w:t xml:space="preserve">ALEKSEY: Но я ведь ни разу не сказал «без проблем».</w:t>
+      </w:r>
+    </w:p>
+    <w:p>
+      <w:pPr>
+        <w:pStyle w:val="BodyText"/>
+      </w:pPr>
+      <w:r>
+        <w:t xml:space="preserve">DOYUN: Я заметил, и поэтому у меня к вам есть главный вопрос: почему мы должны доверять компании, которой ещё нет, без денег, без офиса и без регистрации, только с вами одним?</w:t>
+      </w:r>
+    </w:p>
+    <w:p>
+      <w:pPr>
+        <w:pStyle w:val="BodyText"/>
+      </w:pPr>
+      <w:r>
+        <w:t xml:space="preserve">ALEKSEY: Можно я отвечу длинно? Коротко тут не получится.</w:t>
+      </w:r>
+    </w:p>
+    <w:p>
+      <w:pPr>
+        <w:pStyle w:val="BodyText"/>
+      </w:pPr>
+      <w:r>
+        <w:t xml:space="preserve">DOYUN: Можно. Президент Юн всё равно задаст этот вопрос, так что лучше потренироваться на мне.</w:t>
+      </w:r>
+    </w:p>
+    <w:p>
+      <w:pPr>
+        <w:pStyle w:val="BodyText"/>
+      </w:pPr>
+      <w:r>
+        <w:t xml:space="preserve">ALEKSEY: Компании нет, это правда. Но у меня есть три человека и три правила. Регистратор, который двадцать лет не сделал ни одной фальшивой бумаги. Аудитор, которая ненавидит наличные. И я, человек, который уже потерял из-за этих правил хорошую работу.</w:t>
+      </w:r>
+    </w:p>
+    <w:p>
+      <w:pPr>
+        <w:pStyle w:val="BodyText"/>
+      </w:pPr>
+      <w:r>
+        <w:t xml:space="preserve">DOYUN: А какие у вас правила?</w:t>
       </w:r>
     </w:p>
     <w:p>
@@ -1024,15 +1024,15 @@
         <w:pStyle w:val="BodyText"/>
       </w:pPr>
       <w:r>
-        <w:t xml:space="preserve">DOYUN: Отказались от работы? Расскажите.</w:t>
-      </w:r>
-    </w:p>
-    <w:p>
-      <w:pPr>
-        <w:pStyle w:val="BodyText"/>
-      </w:pPr>
-      <w:r>
-        <w:t xml:space="preserve">ALEKSEY: Компания хотела платить врачам поездками за рецепты. Я отказался подписать список. Написал заявление. Это было три недели назад. Мой начальник сказал, что идеалисты в бизнесе живут год.</w:t>
+        <w:t xml:space="preserve">DOYUN: Вы отказались от работы? Расскажите, пожалуйста, как это было.</w:t>
+      </w:r>
+    </w:p>
+    <w:p>
+      <w:pPr>
+        <w:pStyle w:val="BodyText"/>
+      </w:pPr>
+      <w:r>
+        <w:t xml:space="preserve">ALEKSEY: Компания хотела платить врачам поездками за рецепты, а я отказался подписать список и написал заявление. Это было три недели назад. Мой начальник сказал, что идеалисты в бизнесе живут не больше года.</w:t>
       </w:r>
     </w:p>
     <w:p>
@@ -1048,71 +1048,71 @@
         <w:pStyle w:val="BodyText"/>
       </w:pPr>
       <w:r>
-        <w:t xml:space="preserve">ALEKSEY: За свой счёт. Билет эконом, гостиница без завтрака.</w:t>
-      </w:r>
-    </w:p>
-    <w:p>
-      <w:pPr>
-        <w:pStyle w:val="BodyText"/>
-      </w:pPr>
-      <w:r>
-        <w:t xml:space="preserve">DOYUN: Президент Юн тоже двадцать лет ездил без завтрака. Шанс есть, обещаний нет. Президент осторожный. Его уже обманывали иностранные партнёры. Поэтому он сначала смотрит, а потом слушает.</w:t>
-      </w:r>
-    </w:p>
-    <w:p>
-      <w:pPr>
-        <w:pStyle w:val="BodyText"/>
-      </w:pPr>
-      <w:r>
-        <w:t xml:space="preserve">ALEKSEY: Кто обманывал?</w:t>
-      </w:r>
-    </w:p>
-    <w:p>
-      <w:pPr>
-        <w:pStyle w:val="BodyText"/>
-      </w:pPr>
-      <w:r>
-        <w:t xml:space="preserve">DOYUN: Это он расскажет сам, если захочет. Завтра. Можете приехать в Вонджу? Полтора часа на автобусе.</w:t>
-      </w:r>
-    </w:p>
-    <w:p>
-      <w:pPr>
-        <w:pStyle w:val="BodyText"/>
-      </w:pPr>
-      <w:r>
-        <w:t xml:space="preserve">ALEKSEY: Могу. Во сколько?</w:t>
-      </w:r>
-    </w:p>
-    <w:p>
-      <w:pPr>
-        <w:pStyle w:val="BodyText"/>
-      </w:pPr>
-      <w:r>
-        <w:t xml:space="preserve">DOYUN: В девять утра. Президент приходит в семь и к девяти знает, какой будет день.</w:t>
-      </w:r>
-    </w:p>
-    <w:p>
-      <w:pPr>
-        <w:pStyle w:val="BodyText"/>
-      </w:pPr>
-      <w:r>
-        <w:t xml:space="preserve">ALEKSEY: Буду в восемь. На всякий случай.</w:t>
-      </w:r>
-    </w:p>
-    <w:p>
-      <w:pPr>
-        <w:pStyle w:val="BodyText"/>
-      </w:pPr>
-      <w:r>
-        <w:t xml:space="preserve">DOYUN: Не надо в восемь. В Корее приходить слишком рано тоже невежливо. Хозяин должен быть готов. Приходите в девять без пяти. Пять минут — это уважение, а час — это давление.</w:t>
-      </w:r>
-    </w:p>
-    <w:p>
-      <w:pPr>
-        <w:pStyle w:val="BodyText"/>
-      </w:pPr>
-      <w:r>
-        <w:t xml:space="preserve">ALEKSEY: В девять без пяти. Спасибо, Доюн… Простите, как правильно вас называть?</w:t>
+        <w:t xml:space="preserve">ALEKSEY: Да, за свой счёт: билет эконом и гостиница без завтрака.</w:t>
+      </w:r>
+    </w:p>
+    <w:p>
+      <w:pPr>
+        <w:pStyle w:val="BodyText"/>
+      </w:pPr>
+      <w:r>
+        <w:t xml:space="preserve">DOYUN: Президент Юн тоже двадцать лет ездил без завтрака. Шанс есть, обещаний нет. Президент осторожный, потому что его уже обманывали иностранные партнёры. Поэтому он сначала смотрит, а потом слушает, и никогда наоборот.</w:t>
+      </w:r>
+    </w:p>
+    <w:p>
+      <w:pPr>
+        <w:pStyle w:val="BodyText"/>
+      </w:pPr>
+      <w:r>
+        <w:t xml:space="preserve">ALEKSEY: А кто его обманывал? Если, конечно, можно спросить.</w:t>
+      </w:r>
+    </w:p>
+    <w:p>
+      <w:pPr>
+        <w:pStyle w:val="BodyText"/>
+      </w:pPr>
+      <w:r>
+        <w:t xml:space="preserve">DOYUN: Это он расскажет сам, если захочет, завтра. Вы можете приехать в Вонджу? Это полтора часа на автобусе.</w:t>
+      </w:r>
+    </w:p>
+    <w:p>
+      <w:pPr>
+        <w:pStyle w:val="BodyText"/>
+      </w:pPr>
+      <w:r>
+        <w:t xml:space="preserve">ALEKSEY: Могу, конечно. Во сколько мне нужно быть?</w:t>
+      </w:r>
+    </w:p>
+    <w:p>
+      <w:pPr>
+        <w:pStyle w:val="BodyText"/>
+      </w:pPr>
+      <w:r>
+        <w:t xml:space="preserve">DOYUN: В девять утра. Президент приходит в семь и к девяти уже знает, какой будет день.</w:t>
+      </w:r>
+    </w:p>
+    <w:p>
+      <w:pPr>
+        <w:pStyle w:val="BodyText"/>
+      </w:pPr>
+      <w:r>
+        <w:t xml:space="preserve">ALEKSEY: Тогда я буду в восемь, на всякий случай.</w:t>
+      </w:r>
+    </w:p>
+    <w:p>
+      <w:pPr>
+        <w:pStyle w:val="BodyText"/>
+      </w:pPr>
+      <w:r>
+        <w:t xml:space="preserve">DOYUN: Не надо в восемь. В Корее приходить слишком рано тоже невежливо, потому что хозяин должен быть готов. Приходите в девять без пяти. Пять минут — это уважение, а час — это давление.</w:t>
+      </w:r>
+    </w:p>
+    <w:p>
+      <w:pPr>
+        <w:pStyle w:val="BodyText"/>
+      </w:pPr>
+      <w:r>
+        <w:t xml:space="preserve">ALEKSEY: Значит, в девять без пяти. Спасибо, Доюн… Простите, а как правильно вас называть?</w:t>
       </w:r>
     </w:p>
     <w:p>
@@ -1138,119 +1138,119 @@
         <w:pStyle w:val="FirstParagraph"/>
       </w:pPr>
       <w:r>
-        <w:t xml:space="preserve">IRINA: Алексей Николаевич, вы живы? Как выставка?</w:t>
-      </w:r>
-    </w:p>
-    <w:p>
-      <w:pPr>
-        <w:pStyle w:val="BodyText"/>
-      </w:pPr>
-      <w:r>
-        <w:t xml:space="preserve">ALEKSEY: Жив. Три новости. Одна плохая, одна странная, одна хорошая.</w:t>
-      </w:r>
-    </w:p>
-    <w:p>
-      <w:pPr>
-        <w:pStyle w:val="BodyText"/>
-      </w:pPr>
-      <w:r>
-        <w:t xml:space="preserve">OLGA: Начинайте с плохой. Я циник.</w:t>
-      </w:r>
-    </w:p>
-    <w:p>
-      <w:pPr>
-        <w:pStyle w:val="BodyText"/>
-      </w:pPr>
-      <w:r>
-        <w:t xml:space="preserve">ALEKSEY: Большие компании хотят пятьдесят тысяч шприцев в год и уже имеют дистрибьютора в России.</w:t>
-      </w:r>
-    </w:p>
-    <w:p>
-      <w:pPr>
-        <w:pStyle w:val="BodyText"/>
-      </w:pPr>
-      <w:r>
-        <w:t xml:space="preserve">IRINA: Ожидаемо. Странная?</w:t>
-      </w:r>
-    </w:p>
-    <w:p>
-      <w:pPr>
-        <w:pStyle w:val="BodyText"/>
-      </w:pPr>
-      <w:r>
-        <w:t xml:space="preserve">ALEKSEY: Встретил русского, который покупает филлеры чемоданами без документов. Он хотел научить меня работать.</w:t>
-      </w:r>
-    </w:p>
-    <w:p>
-      <w:pPr>
-        <w:pStyle w:val="BodyText"/>
-      </w:pPr>
-      <w:r>
-        <w:t xml:space="preserve">OLGA: Таких на каждой выставке десять. Хорошая?</w:t>
-      </w:r>
-    </w:p>
-    <w:p>
-      <w:pPr>
-        <w:pStyle w:val="BodyText"/>
-      </w:pPr>
-      <w:r>
-        <w:t xml:space="preserve">ALEKSEY: «Сейджин Био», Вонджу. Маленькая компания. Отказала этому русскому прямо при мне. По-русски.</w:t>
-      </w:r>
-    </w:p>
-    <w:p>
-      <w:pPr>
-        <w:pStyle w:val="BodyText"/>
-      </w:pPr>
-      <w:r>
-        <w:t xml:space="preserve">OLGA: По-русски? Кто?</w:t>
-      </w:r>
-    </w:p>
-    <w:p>
-      <w:pPr>
-        <w:pStyle w:val="BodyText"/>
-      </w:pPr>
-      <w:r>
-        <w:t xml:space="preserve">ALEKSEY: Менеджер Пак Доюн. Учился в Петербурге. И руководитель по качеству Чон Сохи. Они дадут досье после NDA. Но сначала я должен понравиться президенту Юну. Это завтра.</w:t>
-      </w:r>
-    </w:p>
-    <w:p>
-      <w:pPr>
-        <w:pStyle w:val="BodyText"/>
-      </w:pPr>
-      <w:r>
-        <w:t xml:space="preserve">OLGA: Досье — мне. Вы прочитаете то, что хотите. Я — то, что спросит эксперт.</w:t>
-      </w:r>
-    </w:p>
-    <w:p>
-      <w:pPr>
-        <w:pStyle w:val="BodyText"/>
-      </w:pPr>
-      <w:r>
-        <w:t xml:space="preserve">IRINA: А отсрочка платежа? Вы спросили про отсрочку?</w:t>
-      </w:r>
-    </w:p>
-    <w:p>
-      <w:pPr>
-        <w:pStyle w:val="BodyText"/>
-      </w:pPr>
-      <w:r>
-        <w:t xml:space="preserve">ALEKSEY: Нет. Слишком рано. Сначала завтра — завод и президент.</w:t>
-      </w:r>
-    </w:p>
-    <w:p>
-      <w:pPr>
-        <w:pStyle w:val="BodyText"/>
-      </w:pPr>
-      <w:r>
-        <w:t xml:space="preserve">IRINA: Хорошо. Но не возвращайтесь без отсрочки. Таблица не сходится. Семнадцать миллионов.</w:t>
-      </w:r>
-    </w:p>
-    <w:p>
-      <w:pPr>
-        <w:pStyle w:val="BodyText"/>
-      </w:pPr>
-      <w:r>
-        <w:t xml:space="preserve">OLGA: Алексей Николаевич, последнее. Посмотрите на завтрашнем заводе на одну вещь: моют ли они пол. Это говорит о качестве больше, чем сертификаты. Спокойной ночи. Хотя у вас уже ночь.</w:t>
+        <w:t xml:space="preserve">IRINA: Алексей Николаевич, вы живы? Как прошла выставка?</w:t>
+      </w:r>
+    </w:p>
+    <w:p>
+      <w:pPr>
+        <w:pStyle w:val="BodyText"/>
+      </w:pPr>
+      <w:r>
+        <w:t xml:space="preserve">ALEKSEY: Жив, и у меня три новости: одна плохая, одна странная и одна хорошая.</w:t>
+      </w:r>
+    </w:p>
+    <w:p>
+      <w:pPr>
+        <w:pStyle w:val="BodyText"/>
+      </w:pPr>
+      <w:r>
+        <w:t xml:space="preserve">OLGA: Начинайте с плохой, я же циник.</w:t>
+      </w:r>
+    </w:p>
+    <w:p>
+      <w:pPr>
+        <w:pStyle w:val="BodyText"/>
+      </w:pPr>
+      <w:r>
+        <w:t xml:space="preserve">ALEKSEY: Большие компании хотят пятьдесят тысяч шприцев в год, и у них уже есть дистрибьютор в России.</w:t>
+      </w:r>
+    </w:p>
+    <w:p>
+      <w:pPr>
+        <w:pStyle w:val="BodyText"/>
+      </w:pPr>
+      <w:r>
+        <w:t xml:space="preserve">IRINA: Это было ожидаемо. А какая новость странная?</w:t>
+      </w:r>
+    </w:p>
+    <w:p>
+      <w:pPr>
+        <w:pStyle w:val="BodyText"/>
+      </w:pPr>
+      <w:r>
+        <w:t xml:space="preserve">ALEKSEY: Я встретил русского, который покупает филлеры чемоданами без документов. Он даже хотел научить меня работать.</w:t>
+      </w:r>
+    </w:p>
+    <w:p>
+      <w:pPr>
+        <w:pStyle w:val="BodyText"/>
+      </w:pPr>
+      <w:r>
+        <w:t xml:space="preserve">OLGA: Таких на каждой выставке десять. А что хорошего?</w:t>
+      </w:r>
+    </w:p>
+    <w:p>
+      <w:pPr>
+        <w:pStyle w:val="BodyText"/>
+      </w:pPr>
+      <w:r>
+        <w:t xml:space="preserve">ALEKSEY: Компания «Сейджин Био» из Вонджу, маленькая. Она отказала этому русскому прямо при мне, причём по-русски.</w:t>
+      </w:r>
+    </w:p>
+    <w:p>
+      <w:pPr>
+        <w:pStyle w:val="BodyText"/>
+      </w:pPr>
+      <w:r>
+        <w:t xml:space="preserve">OLGA: По-русски? А кто там говорит по-русски?</w:t>
+      </w:r>
+    </w:p>
+    <w:p>
+      <w:pPr>
+        <w:pStyle w:val="BodyText"/>
+      </w:pPr>
+      <w:r>
+        <w:t xml:space="preserve">ALEKSEY: Менеджер Пак Доюн, он учился в Петербурге. И ещё руководитель по качеству Чон Сохи. Они дадут досье после NDA. Но сначала я должен понравиться президенту Юну, а это будет завтра.</w:t>
+      </w:r>
+    </w:p>
+    <w:p>
+      <w:pPr>
+        <w:pStyle w:val="BodyText"/>
+      </w:pPr>
+      <w:r>
+        <w:t xml:space="preserve">OLGA: Досье отдадите мне. Вы прочитаете то, что хотите, а я прочитаю то, что спросит эксперт.</w:t>
+      </w:r>
+    </w:p>
+    <w:p>
+      <w:pPr>
+        <w:pStyle w:val="BodyText"/>
+      </w:pPr>
+      <w:r>
+        <w:t xml:space="preserve">IRINA: А отсрочка платежа? Вы спросили их про отсрочку?</w:t>
+      </w:r>
+    </w:p>
+    <w:p>
+      <w:pPr>
+        <w:pStyle w:val="BodyText"/>
+      </w:pPr>
+      <w:r>
+        <w:t xml:space="preserve">ALEKSEY: Нет, это слишком рано. Сначала завтра будут завод и президент.</w:t>
+      </w:r>
+    </w:p>
+    <w:p>
+      <w:pPr>
+        <w:pStyle w:val="BodyText"/>
+      </w:pPr>
+      <w:r>
+        <w:t xml:space="preserve">IRINA: Хорошо. Но не возвращайтесь без отсрочки, потому что таблица не сходится, а кассовый разрыв — семнадцать миллионов.</w:t>
+      </w:r>
+    </w:p>
+    <w:p>
+      <w:pPr>
+        <w:pStyle w:val="BodyText"/>
+      </w:pPr>
+      <w:r>
+        <w:t xml:space="preserve">OLGA: Алексей Николаевич, последнее. Посмотрите на завтрашнем заводе на одну вещь: моют ли они пол. Это говорит о качестве больше, чем сертификаты. Спокойной ночи, хотя у вас там уже давно ночь.</w:t>
       </w:r>
     </w:p>
     <w:p>
@@ -1986,7 +1986,7 @@
         <w:t xml:space="preserve">“</w:t>
       </w:r>
       <w:r>
-        <w:t xml:space="preserve">Компании нет, это правда. Но у меня есть три человека и три правила. Регистратор, который двадцать лет не сделал ни одной фальшивой бумаги. Аудитор, которая ненавидит наличные. И я.</w:t>
+        <w:t xml:space="preserve">Компании нет, это правда. Но у меня есть три человека и три правила. Регистратор, который двадцать лет не сделал ни одной фальшивой бумаги. Аудитор, которая ненавидит наличные. И я, человек, который уже потерял из-за этих правил хорошую работу.</w:t>
       </w:r>
       <w:r>
         <w:t xml:space="preserve">”</w:t>
@@ -2218,19 +2218,19 @@
               <w:jc w:val="left"/>
             </w:pPr>
             <w:r>
-              <w:t xml:space="preserve">И я.</w:t>
-            </w:r>
-          </w:p>
-        </w:tc>
-        <w:tc>
-          <w:tcPr/>
-          <w:p>
-            <w:pPr>
-              <w:pStyle w:val="Compact"/>
-              <w:jc w:val="left"/>
-            </w:pPr>
-            <w:r>
-              <w:t xml:space="preserve">짧은 끝맺음</w:t>
+              <w:t xml:space="preserve">И я, человек, который уже потерял…</w:t>
+            </w:r>
+          </w:p>
+        </w:tc>
+        <w:tc>
+          <w:tcPr/>
+          <w:p>
+            <w:pPr>
+              <w:pStyle w:val="Compact"/>
+              <w:jc w:val="left"/>
+            </w:pPr>
+            <w:r>
+              <w:t xml:space="preserve">동격 + 관계절 — 자기 희생으로 신뢰 증명</w:t>
             </w:r>
           </w:p>
         </w:tc>
@@ -2254,7 +2254,7 @@
         <w:t xml:space="preserve">“</w:t>
       </w:r>
       <w:r>
-        <w:t xml:space="preserve">X нет, это правда. Но у меня есть… Y, который… Z, которая… И я.</w:t>
+        <w:t xml:space="preserve">X нет, это правда. Но у меня есть… Y, который… Z, которая… И я, человек, который…</w:t>
       </w:r>
       <w:r>
         <w:t xml:space="preserve">”</w:t>
@@ -2273,7 +2273,7 @@
         <w:t xml:space="preserve"> </w:t>
       </w:r>
       <w:r>
-        <w:t xml:space="preserve">это правда(사실이다) · но(하지만) · который/которая(~하는)</w:t>
+        <w:t xml:space="preserve">это правда(사실이다) · но(하지만) · который/которая(~하는) · из-за(~때문에, 부정적 원인)</w:t>
       </w:r>
       <w:r>
         <w:t xml:space="preserve"> </w:t>
@@ -2304,7 +2304,7 @@
         <w:t xml:space="preserve">”</w:t>
       </w:r>
       <w:r>
-        <w:t xml:space="preserve">를 같은 구조로 말하는 25~30단어 문장 만들기.</w:t>
+        <w:t xml:space="preserve">를 같은 구조로 말하는 30~50단어 발화 만들기.</w:t>
       </w:r>
     </w:p>
     <w:bookmarkEnd w:id="30"/>
@@ -2751,23 +2751,23 @@
         <w:pStyle w:val="FirstParagraph"/>
       </w:pPr>
       <w:r>
-        <w:t xml:space="preserve">안나: 안녕하세요! 러시아에서 오셨어요? 저는 회사 통역사 안나 김이에요. 타슈켄트 출신이에요.</w:t>
-      </w:r>
-    </w:p>
-    <w:p>
-      <w:pPr>
-        <w:pStyle w:val="BodyText"/>
-      </w:pPr>
-      <w:r>
-        <w:t xml:space="preserve">알렉세이: 러시아어를 하셔서 정말 다행이네요. 알렉세이 보론초프, 모스크바예요.</w:t>
-      </w:r>
-    </w:p>
-    <w:p>
-      <w:pPr>
-        <w:pStyle w:val="BodyText"/>
-      </w:pPr>
-      <w:r>
-        <w:t xml:space="preserve">안나: 이 박람회에 저 같은 사람이 다섯 명쯤 있어요. 고려인, 중앙아시아의 한국계죠. 무엇에 관심 있으세요?</w:t>
+        <w:t xml:space="preserve">안나: 안녕하세요! 러시아에서 오셨어요? 저는 회사 통역사 안나 김이고, 타슈켄트 출신이에요.</w:t>
+      </w:r>
+    </w:p>
+    <w:p>
+      <w:pPr>
+        <w:pStyle w:val="BodyText"/>
+      </w:pPr>
+      <w:r>
+        <w:t xml:space="preserve">알렉세이: 러시아어를 하셔서 정말 다행이네요! 저는 모스크바에서 온 알렉세이 보론초프예요.</w:t>
+      </w:r>
+    </w:p>
+    <w:p>
+      <w:pPr>
+        <w:pStyle w:val="BodyText"/>
+      </w:pPr>
+      <w:r>
+        <w:t xml:space="preserve">안나: 이 박람회에 저 같은 사람이 다섯 명쯤 있어요, 고려인, 중앙아시아의 한국계죠. 무엇에 관심 있으세요?</w:t>
       </w:r>
     </w:p>
     <w:p>
@@ -2783,39 +2783,39 @@
         <w:pStyle w:val="BodyText"/>
       </w:pPr>
       <w:r>
-        <w:t xml:space="preserve">안나: 세우고 계신다. 그러니까 회사가 아직 없군요?</w:t>
-      </w:r>
-    </w:p>
-    <w:p>
-      <w:pPr>
-        <w:pStyle w:val="BodyText"/>
-      </w:pPr>
-      <w:r>
-        <w:t xml:space="preserve">알렉세이: 아직은요. 팀과 계획이 있어요.</w:t>
-      </w:r>
-    </w:p>
-    <w:p>
-      <w:pPr>
-        <w:pStyle w:val="BodyText"/>
-      </w:pPr>
-      <w:r>
-        <w:t xml:space="preserve">안나: 알겠어요. 솔직히 말씀드려야 해요. 저희 최소 주문량은 연 5만 개예요.</w:t>
-      </w:r>
-    </w:p>
-    <w:p>
-      <w:pPr>
-        <w:pStyle w:val="BodyText"/>
-      </w:pPr>
-      <w:r>
-        <w:t xml:space="preserve">알렉세이: 5만 개요? 첫해에?</w:t>
-      </w:r>
-    </w:p>
-    <w:p>
-      <w:pPr>
-        <w:pStyle w:val="BodyText"/>
-      </w:pPr>
-      <w:r>
-        <w:t xml:space="preserve">안나: 첫해에요. 그리고 러시아엔 이미 유통사가 있어요. 왜 두 번째가 필요하죠?</w:t>
+        <w:t xml:space="preserve">안나: 세우고 계신다고요? 그러니까 회사 자체는 아직 없군요?</w:t>
+      </w:r>
+    </w:p>
+    <w:p>
+      <w:pPr>
+        <w:pStyle w:val="BodyText"/>
+      </w:pPr>
+      <w:r>
+        <w:t xml:space="preserve">알렉세이: 아직은요. 하지만 팀과 계획은 이미 있어요.</w:t>
+      </w:r>
+    </w:p>
+    <w:p>
+      <w:pPr>
+        <w:pStyle w:val="BodyText"/>
+      </w:pPr>
+      <w:r>
+        <w:t xml:space="preserve">안나: 알겠어요. 그럼 솔직히 말씀드려야겠네요: 저희 최소 주문량은 연 5만 개예요.</w:t>
+      </w:r>
+    </w:p>
+    <w:p>
+      <w:pPr>
+        <w:pStyle w:val="BodyText"/>
+      </w:pPr>
+      <w:r>
+        <w:t xml:space="preserve">알렉세이: 5만 개요? 그것도 첫해부터요?</w:t>
+      </w:r>
+    </w:p>
+    <w:p>
+      <w:pPr>
+        <w:pStyle w:val="BodyText"/>
+      </w:pPr>
+      <w:r>
+        <w:t xml:space="preserve">안나: 네, 첫해에요. 그리고 러시아엔 이미 유통사가 있는데, 왜 두 번째가 필요하겠어요?</w:t>
       </w:r>
     </w:p>
     <w:p>
@@ -2831,31 +2831,31 @@
         <w:pStyle w:val="BodyText"/>
       </w:pPr>
       <w:r>
-        <w:t xml:space="preserve">안나: 몰라요. 솔직히, 몰라요. 경영진은 교육이 아니라 물량을 봐요.</w:t>
-      </w:r>
-    </w:p>
-    <w:p>
-      <w:pPr>
-        <w:pStyle w:val="BodyText"/>
-      </w:pPr>
-      <w:r>
-        <w:t xml:space="preserve">알렉세이: 솔직하게 말씀해 주셔서 고마워요. 예의 바른 미소보다 낫네요.</w:t>
-      </w:r>
-    </w:p>
-    <w:p>
-      <w:pPr>
-        <w:pStyle w:val="BodyText"/>
-      </w:pPr>
-      <w:r>
-        <w:t xml:space="preserve">안나: 예의 바른 미소는 여기서 많이 보실 거예요. 조언 하나: 홀 끝의 작은 부스들로 가 보세요.</w:t>
-      </w:r>
-    </w:p>
-    <w:p>
-      <w:pPr>
-        <w:pStyle w:val="BodyText"/>
-      </w:pPr>
-      <w:r>
-        <w:t xml:space="preserve">알렉세이: 왜 그쪽이요?</w:t>
+        <w:t xml:space="preserve">안나: 몰라요, 솔직히 몰라요. 경영진은 교육이 아니라 물량을 봐요.</w:t>
+      </w:r>
+    </w:p>
+    <w:p>
+      <w:pPr>
+        <w:pStyle w:val="BodyText"/>
+      </w:pPr>
+      <w:r>
+        <w:t xml:space="preserve">알렉세이: 솔직하게 말씀해 주셔서 고마워요. 예의 바른 미소보다 훨씬 낫네요.</w:t>
+      </w:r>
+    </w:p>
+    <w:p>
+      <w:pPr>
+        <w:pStyle w:val="BodyText"/>
+      </w:pPr>
+      <w:r>
+        <w:t xml:space="preserve">안나: 예의 바른 미소는 여기서 많이 보실 거예요. 제 조언은요: 홀 끝의 작은 부스들로 가 보세요.</w:t>
+      </w:r>
+    </w:p>
+    <w:p>
+      <w:pPr>
+        <w:pStyle w:val="BodyText"/>
+      </w:pPr>
+      <w:r>
+        <w:t xml:space="preserve">알렉세이: 왜 하필 그쪽이요? 거기 뭐가 특별해요?</w:t>
       </w:r>
     </w:p>
     <w:p>
@@ -2881,87 +2881,87 @@
         <w:pStyle w:val="FirstParagraph"/>
       </w:pPr>
       <w:r>
-        <w:t xml:space="preserve">스타스: 동향 사람! 모스크바? 구두 보고 알았지. 스타스야. 너도 필러 때문에?</w:t>
-      </w:r>
-    </w:p>
-    <w:p>
-      <w:pPr>
-        <w:pStyle w:val="BodyText"/>
-      </w:pPr>
-      <w:r>
-        <w:t xml:space="preserve">알렉세이: 알렉세이예요. 네, 필러 때문에요. 당신도 유통사예요?</w:t>
-      </w:r>
-    </w:p>
-    <w:p>
-      <w:pPr>
-        <w:pStyle w:val="BodyText"/>
-      </w:pPr>
-      <w:r>
-        <w:t xml:space="preserve">스타스: 유통사라니 거창하네. 사서, 들여와서, 팔아. 쓸데없는 서류 없이.</w:t>
-      </w:r>
-    </w:p>
-    <w:p>
-      <w:pPr>
-        <w:pStyle w:val="BodyText"/>
-      </w:pPr>
-      <w:r>
-        <w:t xml:space="preserve">알렉세이: 등록 없이요?</w:t>
-      </w:r>
-    </w:p>
-    <w:p>
-      <w:pPr>
-        <w:pStyle w:val="BodyText"/>
-      </w:pPr>
-      <w:r>
-        <w:t xml:space="preserve">스타스: 등록은 무슨, 형제. 1년 반에 몇백만이야. 난 2주 만에 여행 가방으로 들여와.</w:t>
-      </w:r>
-    </w:p>
-    <w:p>
-      <w:pPr>
-        <w:pStyle w:val="BodyText"/>
-      </w:pPr>
-      <w:r>
-        <w:t xml:space="preserve">알렉세이: 누구한테 팔아요?</w:t>
-      </w:r>
-    </w:p>
-    <w:p>
-      <w:pPr>
-        <w:pStyle w:val="BodyText"/>
-      </w:pPr>
-      <w:r>
-        <w:t xml:space="preserve">스타스: 돈 내는 사람 누구한테나. 미용실, 마스터, 텔레그램. 현금으로, 질문 없이. 가르쳐 줄까?</w:t>
-      </w:r>
-    </w:p>
-    <w:p>
-      <w:pPr>
-        <w:pStyle w:val="BodyText"/>
-      </w:pPr>
-      <w:r>
-        <w:t xml:space="preserve">알렉세이: 아니요, 괜찮아요. 저는 다르게 하고 싶어요.</w:t>
-      </w:r>
-    </w:p>
-    <w:p>
-      <w:pPr>
-        <w:pStyle w:val="BodyText"/>
-      </w:pPr>
-      <w:r>
-        <w:t xml:space="preserve">스타스: 첫날엔 다들 다르게 하고 싶어 하지. 좋아, 프로가 어떻게 하는지 봐. 저기 한국 사람들, 작은 부스.</w:t>
-      </w:r>
-    </w:p>
-    <w:p>
-      <w:pPr>
-        <w:pStyle w:val="BodyText"/>
-      </w:pPr>
-      <w:r>
-        <w:t xml:space="preserve">도윤: 안녕하세요. 원주 「세진바이오」입니다. 무엇을 도와드릴까요?</w:t>
-      </w:r>
-    </w:p>
-    <w:p>
-      <w:pPr>
-        <w:pStyle w:val="BodyText"/>
-      </w:pPr>
-      <w:r>
-        <w:t xml:space="preserve">스타스: 오, 러시아어 하시네! 좋아. 주사기 500개. 서류 없이, 현금으로. 얼마?</w:t>
+        <w:t xml:space="preserve">스타스: 동향 사람! 모스크바? 구두 보고 바로 알았지, 난 스타스야. 너도 필러 때문에?</w:t>
+      </w:r>
+    </w:p>
+    <w:p>
+      <w:pPr>
+        <w:pStyle w:val="BodyText"/>
+      </w:pPr>
+      <w:r>
+        <w:t xml:space="preserve">알렉세이: 알렉세이라고 해요. 네, 필러 때문에요. 당신도 유통사예요?</w:t>
+      </w:r>
+    </w:p>
+    <w:p>
+      <w:pPr>
+        <w:pStyle w:val="BodyText"/>
+      </w:pPr>
+      <w:r>
+        <w:t xml:space="preserve">스타스: 유통사라니 거창하네. 사서, 들여와서, 팔아, 쓸데없는 서류 없이.</w:t>
+      </w:r>
+    </w:p>
+    <w:p>
+      <w:pPr>
+        <w:pStyle w:val="BodyText"/>
+      </w:pPr>
+      <w:r>
+        <w:t xml:space="preserve">알렉세이: 그러니까 아예 등록 없이 일하신다는 거예요?</w:t>
+      </w:r>
+    </w:p>
+    <w:p>
+      <w:pPr>
+        <w:pStyle w:val="BodyText"/>
+      </w:pPr>
+      <w:r>
+        <w:t xml:space="preserve">스타스: 등록은 무슨, 형제. 그건 1년 반에 몇백만이야. 난 2주 만에 여행 가방으로 들여와.</w:t>
+      </w:r>
+    </w:p>
+    <w:p>
+      <w:pPr>
+        <w:pStyle w:val="BodyText"/>
+      </w:pPr>
+      <w:r>
+        <w:t xml:space="preserve">알렉세이: 그걸 다 누구한테 팔아요?</w:t>
+      </w:r>
+    </w:p>
+    <w:p>
+      <w:pPr>
+        <w:pStyle w:val="BodyText"/>
+      </w:pPr>
+      <w:r>
+        <w:t xml:space="preserve">스타스: 돈 내는 사람 누구한테나: 미용실, 마스터, 텔레그램. 현금으로, 질문 없이. 가르쳐 줄까?</w:t>
+      </w:r>
+    </w:p>
+    <w:p>
+      <w:pPr>
+        <w:pStyle w:val="BodyText"/>
+      </w:pPr>
+      <w:r>
+        <w:t xml:space="preserve">알렉세이: 아니요, 괜찮아요. 저는 다르게 일하고 싶어요.</w:t>
+      </w:r>
+    </w:p>
+    <w:p>
+      <w:pPr>
+        <w:pStyle w:val="BodyText"/>
+      </w:pPr>
+      <w:r>
+        <w:t xml:space="preserve">스타스: 첫날엔 다들 다르게 하고 싶어 하지. 좋아, 프로가 어떻게 하는지 봐. 저기 한국 사람들, 작은 부스야.</w:t>
+      </w:r>
+    </w:p>
+    <w:p>
+      <w:pPr>
+        <w:pStyle w:val="BodyText"/>
+      </w:pPr>
+      <w:r>
+        <w:t xml:space="preserve">도윤: 안녕하세요. 원주의 「세진바이오」입니다. 무엇을 도와드릴까요?</w:t>
+      </w:r>
+    </w:p>
+    <w:p>
+      <w:pPr>
+        <w:pStyle w:val="BodyText"/>
+      </w:pPr>
+      <w:r>
+        <w:t xml:space="preserve">스타스: 오, 러시아어 하시네! 좋아. 주사기 500개, 서류 없이, 현금으로. 얼마야?</w:t>
       </w:r>
     </w:p>
     <w:p>
@@ -2977,31 +2977,31 @@
         <w:pStyle w:val="BodyText"/>
       </w:pPr>
       <w:r>
-        <w:t xml:space="preserve">스타스: 에이, 왜 이래. 다 팔아. 20퍼센트 더 얹어 줄게. 현금으로, 지금 당장.</w:t>
-      </w:r>
-    </w:p>
-    <w:p>
-      <w:pPr>
-        <w:pStyle w:val="BodyText"/>
-      </w:pPr>
-      <w:r>
-        <w:t xml:space="preserve">도윤: 아니요. 가격 문제가 아닙니다. 저희 정책이에요. 카탈로그는 보셔도 되지만, 주문은 그렇게 받지 않습니다. 20퍼센트든 50퍼센트든. 죄송합니다.</w:t>
-      </w:r>
-    </w:p>
-    <w:p>
-      <w:pPr>
-        <w:pStyle w:val="BodyText"/>
-      </w:pPr>
-      <w:r>
-        <w:t xml:space="preserve">스타스: 정책. 알았어, 옆집 가지. 옆집엔 정책이 없거든. 형제, 같이 갈래?</w:t>
-      </w:r>
-    </w:p>
-    <w:p>
-      <w:pPr>
-        <w:pStyle w:val="BodyText"/>
-      </w:pPr>
-      <w:r>
-        <w:t xml:space="preserve">알렉세이: 아니요. 저는 여기 남을게요.</w:t>
+        <w:t xml:space="preserve">스타스: 에이, 왜 이래, 다 팔아. 20퍼센트 더 얹어 줄게, 현금으로, 지금 당장.</w:t>
+      </w:r>
+    </w:p>
+    <w:p>
+      <w:pPr>
+        <w:pStyle w:val="BodyText"/>
+      </w:pPr>
+      <w:r>
+        <w:t xml:space="preserve">도윤: 아니요. 가격 문제가 아닙니다. 저희 정책이에요. 카탈로그는 보셔도 되지만, 주문은 그렇게 받지 않습니다. 20퍼센트든 50퍼센트든. 죄송하지만 아무리 큰 고객이라도 저희는 누구와도 다르게 일하지 않습니다.</w:t>
+      </w:r>
+    </w:p>
+    <w:p>
+      <w:pPr>
+        <w:pStyle w:val="BodyText"/>
+      </w:pPr>
+      <w:r>
+        <w:t xml:space="preserve">스타스: 정책이라 이거지? 알았어, 그럼 옆집 가지, 옆집엔 정책이 없거든. 형제, 같이 갈래?</w:t>
+      </w:r>
+    </w:p>
+    <w:p>
+      <w:pPr>
+        <w:pStyle w:val="BodyText"/>
+      </w:pPr>
+      <w:r>
+        <w:t xml:space="preserve">알렉세이: 아니요, 괜찮아요. 저는 여기 남을게요.</w:t>
       </w:r>
     </w:p>
     <w:p>
@@ -3025,31 +3025,31 @@
         <w:pStyle w:val="BodyText"/>
       </w:pPr>
       <w:r>
-        <w:t xml:space="preserve">도윤: 합니다. 박도윤, 해외영업팀입니다. 러시아어는 5년 배웠어요. 거절은 어제 배웠고요.</w:t>
-      </w:r>
-    </w:p>
-    <w:p>
-      <w:pPr>
-        <w:pStyle w:val="BodyText"/>
-      </w:pPr>
-      <w:r>
-        <w:t xml:space="preserve">알렉세이: 어제요?</w:t>
-      </w:r>
-    </w:p>
-    <w:p>
-      <w:pPr>
-        <w:pStyle w:val="BodyText"/>
-      </w:pPr>
-      <w:r>
-        <w:t xml:space="preserve">도윤: 어제 저런 분이 셋 왔어요. 오늘 저분이 넷째. 선생님도 서류 없이요?</w:t>
-      </w:r>
-    </w:p>
-    <w:p>
-      <w:pPr>
-        <w:pStyle w:val="BodyText"/>
-      </w:pPr>
-      <w:r>
-        <w:t xml:space="preserve">알렉세이: 아니요. 도시에를 원해요. 유럽 사람들에게 주는 전부요.</w:t>
+        <w:t xml:space="preserve">도윤: 네, 합니다. 해외영업팀 박도윤입니다. 러시아어는 5년 배웠고, 거절은 어제 배웠어요.</w:t>
+      </w:r>
+    </w:p>
+    <w:p>
+      <w:pPr>
+        <w:pStyle w:val="BodyText"/>
+      </w:pPr>
+      <w:r>
+        <w:t xml:space="preserve">알렉세이: 어제요? 왜 하필 어제 배우셨어요?</w:t>
+      </w:r>
+    </w:p>
+    <w:p>
+      <w:pPr>
+        <w:pStyle w:val="BodyText"/>
+      </w:pPr>
+      <w:r>
+        <w:t xml:space="preserve">도윤: 어제 저런 분이 셋 왔고, 오늘 저분이 벌써 넷째거든요. 선생님도 서류 없이요?</w:t>
+      </w:r>
+    </w:p>
+    <w:p>
+      <w:pPr>
+        <w:pStyle w:val="BodyText"/>
+      </w:pPr>
+      <w:r>
+        <w:t xml:space="preserve">알렉세이: 아니요, 반대예요. 귀사 도시에를 받고 싶어요, 유럽 사람들에게 주는 전부요.</w:t>
       </w:r>
     </w:p>
     <w:p>
@@ -3065,95 +3065,95 @@
         <w:pStyle w:val="BodyText"/>
       </w:pPr>
       <w:r>
-        <w:t xml:space="preserve">알렉세이: 알렉세이 보론초프입니다. 제약사 영업 10년. 지금 제 회사를 세우는 중이에요. 귀사 필러를 러시아에 등록해서 의사에게만, 교육과 함께 팔고 싶어요. 서류를 두려워하지 않는 제조사가 필요해요.</w:t>
-      </w:r>
-    </w:p>
-    <w:p>
-      <w:pPr>
-        <w:pStyle w:val="BodyText"/>
-      </w:pPr>
-      <w:r>
-        <w:t xml:space="preserve">도윤: 의사에게만. 왜죠?</w:t>
-      </w:r>
-    </w:p>
-    <w:p>
-      <w:pPr>
-        <w:pStyle w:val="BodyText"/>
-      </w:pPr>
-      <w:r>
-        <w:t xml:space="preserve">알렉세이: 스타스 같은 사람들은 누구에게나 파니까요. 그러면 환자들이 괴사를 안고 의사에게 와요.</w:t>
-      </w:r>
-    </w:p>
-    <w:p>
-      <w:pPr>
-        <w:pStyle w:val="BodyText"/>
-      </w:pPr>
-      <w:r>
-        <w:t xml:space="preserve">도윤: 괴사를 보셨어요?</w:t>
-      </w:r>
-    </w:p>
-    <w:p>
-      <w:pPr>
-        <w:pStyle w:val="BodyText"/>
-      </w:pPr>
-      <w:r>
-        <w:t xml:space="preserve">알렉세이: 상자를 봤어요. 이름에 오타가 있는. 한국산이요. 어쩌면 귀사 제품의 위조품일지도요.</w:t>
-      </w:r>
-    </w:p>
-    <w:p>
-      <w:pPr>
-        <w:pStyle w:val="BodyText"/>
-      </w:pPr>
-      <w:r>
-        <w:t xml:space="preserve">도윤: 사진 보여 주세요. 있으면요.</w:t>
-      </w:r>
-    </w:p>
-    <w:p>
-      <w:pPr>
-        <w:pStyle w:val="BodyText"/>
-      </w:pPr>
-      <w:r>
-        <w:t xml:space="preserve">알렉세이: 있어요. 여기요. 의사가 찍게 해 줬어요.</w:t>
-      </w:r>
-    </w:p>
-    <w:p>
-      <w:pPr>
-        <w:pStyle w:val="BodyText"/>
-      </w:pPr>
-      <w:r>
-        <w:t xml:space="preserve">도윤: 저희 것 아닙니다. 글꼴이 다르고 로트 번호가 없어요. 그런데 저희 포장과 비슷해요. 일부러 비슷하게.</w:t>
-      </w:r>
-    </w:p>
-    <w:p>
-      <w:pPr>
-        <w:pStyle w:val="BodyText"/>
-      </w:pPr>
-      <w:r>
-        <w:t xml:space="preserve">알렉세이: 그러니까 러시아에서 이미 귀사 브랜드를 위조하고 있네요. 거기서 팔지도 않는데.</w:t>
-      </w:r>
-    </w:p>
-    <w:p>
-      <w:pPr>
-        <w:pStyle w:val="BodyText"/>
-      </w:pPr>
-      <w:r>
-        <w:t xml:space="preserve">도윤: 안 팔죠. 그게 문제예요. 잠깐만 기다려 주세요. 동료를 부를게요. 품질 담당이에요.</w:t>
-      </w:r>
-    </w:p>
-    <w:p>
-      <w:pPr>
-        <w:pStyle w:val="BodyText"/>
-      </w:pPr>
-      <w:r>
-        <w:t xml:space="preserve">소희: 안녕하세요. 정소희. 품질과 인허가. 내 러시아어 — 조금. 미안합니다.</w:t>
-      </w:r>
-    </w:p>
-    <w:p>
-      <w:pPr>
-        <w:pStyle w:val="BodyText"/>
-      </w:pPr>
-      <w:r>
-        <w:t xml:space="preserve">알렉세이: 안녕하세요. 제 한국어보다 훨씬 나으세요. 전 하나도 못 해요.</w:t>
+        <w:t xml:space="preserve">알렉세이: 알렉세이 보론초프입니다. 제약사 영업 10년. 지금 제 회사를 세우는 중이에요. 귀사 필러를 러시아에 등록해서 의사에게만, 교육과 함께 팔고 싶어요. 서류를 두려워하지 않는 제조사가 필요해요, 저는 서류 없이는 일하지 않을 거니까요.</w:t>
+      </w:r>
+    </w:p>
+    <w:p>
+      <w:pPr>
+        <w:pStyle w:val="BodyText"/>
+      </w:pPr>
+      <w:r>
+        <w:t xml:space="preserve">도윤: 의사에게만요? 왜 그렇게 엄격한 규칙을 두세요?</w:t>
+      </w:r>
+    </w:p>
+    <w:p>
+      <w:pPr>
+        <w:pStyle w:val="BodyText"/>
+      </w:pPr>
+      <w:r>
+        <w:t xml:space="preserve">알렉세이: 스타스 같은 사람들은 누구에게나 팔고, 그러면 환자들이 괴사를 안고 의사에게 오니까요.</w:t>
+      </w:r>
+    </w:p>
+    <w:p>
+      <w:pPr>
+        <w:pStyle w:val="BodyText"/>
+      </w:pPr>
+      <w:r>
+        <w:t xml:space="preserve">도윤: 괴사를 직접 보셨어요?</w:t>
+      </w:r>
+    </w:p>
+    <w:p>
+      <w:pPr>
+        <w:pStyle w:val="BodyText"/>
+      </w:pPr>
+      <w:r>
+        <w:t xml:space="preserve">알렉세이: 이름에 오타가 있는 한국산 상자를 봤어요. 어쩌면 귀사 브랜드를 흉내 낸 위조품일지도요.</w:t>
+      </w:r>
+    </w:p>
+    <w:p>
+      <w:pPr>
+        <w:pStyle w:val="BodyText"/>
+      </w:pPr>
+      <w:r>
+        <w:t xml:space="preserve">도윤: 사진이 있으면 보여 주세요.</w:t>
+      </w:r>
+    </w:p>
+    <w:p>
+      <w:pPr>
+        <w:pStyle w:val="BodyText"/>
+      </w:pPr>
+      <w:r>
+        <w:t xml:space="preserve">알렉세이: 있어요, 여기요. 의사가 상자를 찍게 해 줬어요.</w:t>
+      </w:r>
+    </w:p>
+    <w:p>
+      <w:pPr>
+        <w:pStyle w:val="BodyText"/>
+      </w:pPr>
+      <w:r>
+        <w:t xml:space="preserve">도윤: 저희 것 아닙니다. 글꼴이 다르고 로트 번호가 없어요. 그런데 저희 포장과 아주 비슷해요, 일부러 비슷하게 만든 거죠.</w:t>
+      </w:r>
+    </w:p>
+    <w:p>
+      <w:pPr>
+        <w:pStyle w:val="BodyText"/>
+      </w:pPr>
+      <w:r>
+        <w:t xml:space="preserve">알렉세이: 그러니까 러시아에서 팔지도 않는데 이미 귀사 브랜드를 위조하고 있네요.</w:t>
+      </w:r>
+    </w:p>
+    <w:p>
+      <w:pPr>
+        <w:pStyle w:val="BodyText"/>
+      </w:pPr>
+      <w:r>
+        <w:t xml:space="preserve">도윤: 안 팔죠, 그게 문제예요. 잠깐만 기다려 주세요, 동료를 부를게요. 품질 담당인데 이걸 봐야 해요.</w:t>
+      </w:r>
+    </w:p>
+    <w:p>
+      <w:pPr>
+        <w:pStyle w:val="BodyText"/>
+      </w:pPr>
+      <w:r>
+        <w:t xml:space="preserve">소희: 안녕하세요. 정소희, 품질과 인허가예요. 내 러시아어 — 조금, 정말 미안합니다.</w:t>
+      </w:r>
+    </w:p>
+    <w:p>
+      <w:pPr>
+        <w:pStyle w:val="BodyText"/>
+      </w:pPr>
+      <w:r>
+        <w:t xml:space="preserve">알렉세이: 안녕하세요. 제 한국어보다 훨씬 나으세요, 전 하나도 못 하거든요.</w:t>
       </w:r>
     </w:p>
     <w:bookmarkEnd w:id="34"/>
@@ -3171,39 +3171,39 @@
         <w:pStyle w:val="FirstParagraph"/>
       </w:pPr>
       <w:r>
-        <w:t xml:space="preserve">소희: 도윤 말: 당신 도시에 원해요. 왜 도시에?</w:t>
-      </w:r>
-    </w:p>
-    <w:p>
-      <w:pPr>
-        <w:pStyle w:val="BodyText"/>
-      </w:pPr>
-      <w:r>
-        <w:t xml:space="preserve">알렉세이: 도시에가 없으면 등록이 없어요. 등록이 없으면 판매가 없고요. 저희 등록 전문가 말이에요.</w:t>
-      </w:r>
-    </w:p>
-    <w:p>
-      <w:pPr>
-        <w:pStyle w:val="BodyText"/>
-      </w:pPr>
-      <w:r>
-        <w:t xml:space="preserve">소희: 등록 전문가 — 누구?</w:t>
-      </w:r>
-    </w:p>
-    <w:p>
-      <w:pPr>
-        <w:pStyle w:val="BodyText"/>
-      </w:pPr>
-      <w:r>
-        <w:t xml:space="preserve">알렉세이: 올가 미로노바. 20년 동안 러시아에서 의약품을 등록했어요.</w:t>
-      </w:r>
-    </w:p>
-    <w:p>
-      <w:pPr>
-        <w:pStyle w:val="BodyText"/>
-      </w:pPr>
-      <w:r>
-        <w:t xml:space="preserve">도윤: 정 팀장님이 어떤 등록 경로를 택하실 건지 물으세요. 국가 규칙인지, 유라시아 연합 규칙인지.</w:t>
+        <w:t xml:space="preserve">소희: 도윤 말이, 당신 도시에 원해요. 왜 가격 말고 도시에?</w:t>
+      </w:r>
+    </w:p>
+    <w:p>
+      <w:pPr>
+        <w:pStyle w:val="BodyText"/>
+      </w:pPr>
+      <w:r>
+        <w:t xml:space="preserve">알렉세이: 도시에가 없으면 등록이 없고, 등록이 없으면 판매가 없어요. 저희 등록 전문가 말이에요.</w:t>
+      </w:r>
+    </w:p>
+    <w:p>
+      <w:pPr>
+        <w:pStyle w:val="BodyText"/>
+      </w:pPr>
+      <w:r>
+        <w:t xml:space="preserve">소희: 등록 전문가는 누구, 어떤 사람이에요?</w:t>
+      </w:r>
+    </w:p>
+    <w:p>
+      <w:pPr>
+        <w:pStyle w:val="BodyText"/>
+      </w:pPr>
+      <w:r>
+        <w:t xml:space="preserve">알렉세이: 올가 미로노바예요. 20년 동안 러시아에서 의약품을 등록했고 심사관을 다 알아요.</w:t>
+      </w:r>
+    </w:p>
+    <w:p>
+      <w:pPr>
+        <w:pStyle w:val="BodyText"/>
+      </w:pPr>
+      <w:r>
+        <w:t xml:space="preserve">도윤: 정 팀장님이 어떤 등록 경로를 택하실 건지 물으세요: 국가 규칙인지, 유라시아 연합 규칙인지.</w:t>
       </w:r>
     </w:p>
     <w:p>
@@ -3219,39 +3219,39 @@
         <w:pStyle w:val="BodyText"/>
       </w:pPr>
       <w:r>
-        <w:t xml:space="preserve">소희: 부엌? 모르겠어요.</w:t>
-      </w:r>
-    </w:p>
-    <w:p>
-      <w:pPr>
-        <w:pStyle w:val="BodyText"/>
-      </w:pPr>
-      <w:r>
-        <w:t xml:space="preserve">도윤: 먼저 공장과 서류, 그다음 광고라는 뜻이에요. 제가 통역했어요. 마음에 들어 하세요.</w:t>
-      </w:r>
-    </w:p>
-    <w:p>
-      <w:pPr>
-        <w:pStyle w:val="BodyText"/>
-      </w:pPr>
-      <w:r>
-        <w:t xml:space="preserve">소희: 네. 좋아요. 우리 도시에: 기술 파일, 시험, 임상. 한국 — 있어요. 유럽 — 있어요. 러시아 — 없어요.</w:t>
-      </w:r>
-    </w:p>
-    <w:p>
-      <w:pPr>
-        <w:pStyle w:val="BodyText"/>
-      </w:pPr>
-      <w:r>
-        <w:t xml:space="preserve">알렉세이: 왜 러시아는 없어요? 시장이 큰데요.</w:t>
-      </w:r>
-    </w:p>
-    <w:p>
-      <w:pPr>
-        <w:pStyle w:val="BodyText"/>
-      </w:pPr>
-      <w:r>
-        <w:t xml:space="preserve">도윤: 저희를 찾아온 사람들이 다 스타스 같았거든요. 윤 대표님이 그러셨어요: 「러시아에서 망신당하느니 러시아에서 0이 낫다.」 회의에서 하신 말인데, 모두가 기억해요.</w:t>
+        <w:t xml:space="preserve">소희: 부엌? 미안해요, 여기서 이 단어 모르겠어요.</w:t>
+      </w:r>
+    </w:p>
+    <w:p>
+      <w:pPr>
+        <w:pStyle w:val="BodyText"/>
+      </w:pPr>
+      <w:r>
+        <w:t xml:space="preserve">도윤: 먼저 공장과 서류, 그다음 광고라는 뜻이에요. 제가 통역했더니 마음에 들어 하세요.</w:t>
+      </w:r>
+    </w:p>
+    <w:p>
+      <w:pPr>
+        <w:pStyle w:val="BodyText"/>
+      </w:pPr>
+      <w:r>
+        <w:t xml:space="preserve">소희: 네, 좋아요. 우리 도시에는 기술 파일, 시험, 임상. 한국 — 있어요, 유럽 — 있어요, 러시아 — 없어요.</w:t>
+      </w:r>
+    </w:p>
+    <w:p>
+      <w:pPr>
+        <w:pStyle w:val="BodyText"/>
+      </w:pPr>
+      <w:r>
+        <w:t xml:space="preserve">알렉세이: 왜 러시아는 없어요? 시장이 아주 큰데요.</w:t>
+      </w:r>
+    </w:p>
+    <w:p>
+      <w:pPr>
+        <w:pStyle w:val="BodyText"/>
+      </w:pPr>
+      <w:r>
+        <w:t xml:space="preserve">도윤: 저희를 찾아온 사람들이 다 스타스처럼 일하고 싶어 했거든요. 윤 대표님이 그러셨어요: 「러시아에서 망신당하느니 러시아에서 0이 낫다.」 전체 회의에서 하신 말인데, 그 뒤로 회사 사람 모두가 그 말을 기억해요.</w:t>
       </w:r>
     </w:p>
     <w:p>
@@ -3267,71 +3267,71 @@
         <w:pStyle w:val="BodyText"/>
       </w:pPr>
       <w:r>
-        <w:t xml:space="preserve">도윤: 할머니요? 사업을 하세요?</w:t>
-      </w:r>
-    </w:p>
-    <w:p>
-      <w:pPr>
-        <w:pStyle w:val="BodyText"/>
-      </w:pPr>
-      <w:r>
-        <w:t xml:space="preserve">알렉세이: 펠드셰르세요. 시골에서 40년. 규칙은 하나예요: 「해를 끼치지 말라」.</w:t>
-      </w:r>
-    </w:p>
-    <w:p>
-      <w:pPr>
-        <w:pStyle w:val="BodyText"/>
-      </w:pPr>
-      <w:r>
-        <w:t xml:space="preserve">도윤: 정 팀장님, 우리 품질 원칙이랑 같네요. 더 짧을 뿐.</w:t>
-      </w:r>
-    </w:p>
-    <w:p>
-      <w:pPr>
-        <w:pStyle w:val="BodyText"/>
-      </w:pPr>
-      <w:r>
-        <w:t xml:space="preserve">소희: 네. 짧아요. 좋아요. 도시에 줘요. 하지만 먼저 NDA. 비밀유지계약.</w:t>
-      </w:r>
-    </w:p>
-    <w:p>
-      <w:pPr>
-        <w:pStyle w:val="BodyText"/>
-      </w:pPr>
-      <w:r>
-        <w:t xml:space="preserve">알렉세이: 물론이죠. 오늘 서명할게요.</w:t>
-      </w:r>
-    </w:p>
-    <w:p>
-      <w:pPr>
-        <w:pStyle w:val="BodyText"/>
-      </w:pPr>
-      <w:r>
-        <w:t xml:space="preserve">소희: 당신 아니고. 회사. 당신 회사 있어요?</w:t>
-      </w:r>
-    </w:p>
-    <w:p>
-      <w:pPr>
-        <w:pStyle w:val="BodyText"/>
-      </w:pPr>
-      <w:r>
-        <w:t xml:space="preserve">알렉세이: 아직 없어요. 한 달 뒤에 생겨요.</w:t>
-      </w:r>
-    </w:p>
-    <w:p>
-      <w:pPr>
-        <w:pStyle w:val="BodyText"/>
-      </w:pPr>
-      <w:r>
-        <w:t xml:space="preserve">소희: 그럼 지금 — 당신 개인. 나중에 — 회사. 이렇게 돼요, 도윤?</w:t>
-      </w:r>
-    </w:p>
-    <w:p>
-      <w:pPr>
-        <w:pStyle w:val="BodyText"/>
-      </w:pPr>
-      <w:r>
-        <w:t xml:space="preserve">도윤: 돼요. 법무팀이 저녁까지 준비할 거예요. 하지만 도시에는 바로 못 받으세요. 먼저 대표님을 만나셔야 해요.</w:t>
+        <w:t xml:space="preserve">도윤: 할머니요? 할머니도 사업을 하세요?</w:t>
+      </w:r>
+    </w:p>
+    <w:p>
+      <w:pPr>
+        <w:pStyle w:val="BodyText"/>
+      </w:pPr>
+      <w:r>
+        <w:t xml:space="preserve">알렉세이: 아니요, 펠드셰르세요, 시골에서 40년 일하셨어요. 규칙은 하나예요: 「해를 끼치지 말라」.</w:t>
+      </w:r>
+    </w:p>
+    <w:p>
+      <w:pPr>
+        <w:pStyle w:val="BodyText"/>
+      </w:pPr>
+      <w:r>
+        <w:t xml:space="preserve">도윤: 정 팀장님, 우리 품질 원칙이랑 같네요, 더 짧을 뿐.</w:t>
+      </w:r>
+    </w:p>
+    <w:p>
+      <w:pPr>
+        <w:pStyle w:val="BodyText"/>
+      </w:pPr>
+      <w:r>
+        <w:t xml:space="preserve">소희: 네, 짧아요. 좋아요, 도시에 줘요. 하지만 먼저 NDA, 비밀유지계약.</w:t>
+      </w:r>
+    </w:p>
+    <w:p>
+      <w:pPr>
+        <w:pStyle w:val="BodyText"/>
+      </w:pPr>
+      <w:r>
+        <w:t xml:space="preserve">알렉세이: 물론이죠. 오늘 바로 서명할 수 있어요.</w:t>
+      </w:r>
+    </w:p>
+    <w:p>
+      <w:pPr>
+        <w:pStyle w:val="BodyText"/>
+      </w:pPr>
+      <w:r>
+        <w:t xml:space="preserve">소희: 당신 말고 회사가 서명해요. 당신 회사 벌써 있어요?</w:t>
+      </w:r>
+    </w:p>
+    <w:p>
+      <w:pPr>
+        <w:pStyle w:val="BodyText"/>
+      </w:pPr>
+      <w:r>
+        <w:t xml:space="preserve">알렉세이: 아직 없어요, 한 달 뒤에 등기될 거예요.</w:t>
+      </w:r>
+    </w:p>
+    <w:p>
+      <w:pPr>
+        <w:pStyle w:val="BodyText"/>
+      </w:pPr>
+      <w:r>
+        <w:t xml:space="preserve">소희: 그럼 지금은 당신 개인이 서명하고, 나중에 회사. 이렇게 돼요, 도윤?</w:t>
+      </w:r>
+    </w:p>
+    <w:p>
+      <w:pPr>
+        <w:pStyle w:val="BodyText"/>
+      </w:pPr>
+      <w:r>
+        <w:t xml:space="preserve">도윤: 돼요, 법무팀이 저녁까지 준비할 거예요. 하지만 먼저 대표님을 만나셔야 해서 도시에는 바로 못 받으세요.</w:t>
       </w:r>
     </w:p>
     <w:p>
@@ -3347,39 +3347,39 @@
         <w:pStyle w:val="BodyText"/>
       </w:pPr>
       <w:r>
-        <w:t xml:space="preserve">소희: 있어요. 우리 거. 한국에서 의약품으로 등록. 합병증용. 당신이 먼저 물었어요. 좋아요.</w:t>
-      </w:r>
-    </w:p>
-    <w:p>
-      <w:pPr>
-        <w:pStyle w:val="BodyText"/>
-      </w:pPr>
-      <w:r>
-        <w:t xml:space="preserve">알렉세이: 왜 좋아요?</w:t>
-      </w:r>
-    </w:p>
-    <w:p>
-      <w:pPr>
-        <w:pStyle w:val="BodyText"/>
-      </w:pPr>
-      <w:r>
-        <w:t xml:space="preserve">소희: 유통사는 가격을 물어요. 의사는 히알루로니다아제를 물어요. 당신은 의사처럼 물어요.</w:t>
-      </w:r>
-    </w:p>
-    <w:p>
-      <w:pPr>
-        <w:pStyle w:val="BodyText"/>
-      </w:pPr>
-      <w:r>
-        <w:t xml:space="preserve">도윤: 정 팀장님한테는 최고의 칭찬이에요. 5년 동안 두 번 들었어요.</w:t>
-      </w:r>
-    </w:p>
-    <w:p>
-      <w:pPr>
-        <w:pStyle w:val="BodyText"/>
-      </w:pPr>
-      <w:r>
-        <w:t xml:space="preserve">소희: 세 번. 과장하지 마, 도윤.</w:t>
+        <w:t xml:space="preserve">소희: 있어요, 우리 자체 제품. 한국에서 합병증용 의약품으로 등록돼 있어요. 당신이 먼저 물었어요, 좋아요.</w:t>
+      </w:r>
+    </w:p>
+    <w:p>
+      <w:pPr>
+        <w:pStyle w:val="BodyText"/>
+      </w:pPr>
+      <w:r>
+        <w:t xml:space="preserve">알렉세이: 제가 물은 게 왜 좋아요?</w:t>
+      </w:r>
+    </w:p>
+    <w:p>
+      <w:pPr>
+        <w:pStyle w:val="BodyText"/>
+      </w:pPr>
+      <w:r>
+        <w:t xml:space="preserve">소희: 유통사는 가격을 묻고, 의사는 히알루로니다아제를 물어요. 당신은 의사처럼 물어요.</w:t>
+      </w:r>
+    </w:p>
+    <w:p>
+      <w:pPr>
+        <w:pStyle w:val="BodyText"/>
+      </w:pPr>
+      <w:r>
+        <w:t xml:space="preserve">도윤: 정 팀장님한테는 최고의 칭찬이에요. 5년 동안 딱 두 번 들었어요.</w:t>
+      </w:r>
+    </w:p>
+    <w:p>
+      <w:pPr>
+        <w:pStyle w:val="BodyText"/>
+      </w:pPr>
+      <w:r>
+        <w:t xml:space="preserve">소희: 세 번이었어, 그러니까 과장하지 마, 도윤.</w:t>
       </w:r>
     </w:p>
     <w:p>
@@ -3403,7 +3403,7 @@
         <w:pStyle w:val="BodyText"/>
       </w:pPr>
       <w:r>
-        <w:t xml:space="preserve">알렉세이: 러시아어로는 생길 거예요. 가르칠 수 있는 의사가 있어요. 그분 검증을 통과하면요.</w:t>
+        <w:t xml:space="preserve">알렉세이: 러시아어로는 생길 거예요. 가르칠 수 있는 의사가 있는데, 그분 검증을 통과해야만 해요.</w:t>
       </w:r>
     </w:p>
     <w:bookmarkEnd w:id="35"/>
@@ -3421,23 +3421,23 @@
         <w:pStyle w:val="FirstParagraph"/>
       </w:pPr>
       <w:r>
-        <w:t xml:space="preserve">도윤: 박람회가 끝났어요. 정 팀장님은 보고서 쓰러 가셨고요. 이제 공식 기록 없이 얘기할 수 있어요.</w:t>
-      </w:r>
-    </w:p>
-    <w:p>
-      <w:pPr>
-        <w:pStyle w:val="BodyText"/>
-      </w:pPr>
-      <w:r>
-        <w:t xml:space="preserve">알렉세이: 러시아어는 어디서 그렇게 배우셨어요?</w:t>
-      </w:r>
-    </w:p>
-    <w:p>
-      <w:pPr>
-        <w:pStyle w:val="BodyText"/>
-      </w:pPr>
-      <w:r>
-        <w:t xml:space="preserve">도윤: 서울 한국외대 노어과. 그다음 페테르부르크에서 1년 교환학생. 바실리옙스키섬, 노보시비르스크 친구들이랑 기숙사에 살았어요. 그 친구들이 교과서에 없는 걸 다 가르쳐 줬죠.</w:t>
+        <w:t xml:space="preserve">도윤: 박람회가 끝났고, 정 팀장님은 보고서 쓰러 가셨어요. 이제 공식 기록 없이 얘기할 수 있어요.</w:t>
+      </w:r>
+    </w:p>
+    <w:p>
+      <w:pPr>
+        <w:pStyle w:val="BodyText"/>
+      </w:pPr>
+      <w:r>
+        <w:t xml:space="preserve">알렉세이: 러시아어는 어디서 그렇게 잘 배우셨어요?</w:t>
+      </w:r>
+    </w:p>
+    <w:p>
+      <w:pPr>
+        <w:pStyle w:val="BodyText"/>
+      </w:pPr>
+      <w:r>
+        <w:t xml:space="preserve">도윤: 서울 한국외대 노어과에서요. 그다음 페테르부르크에서 1년 교환학생. 바실리옙스키섬, 노보시비르스크 친구들이랑 기숙사에 살았어요. 그 친구들이 교과서에 없는 걸 다 가르쳐 줬고, 지금도 고마워해요.</w:t>
       </w:r>
     </w:p>
     <w:p>
@@ -3453,55 +3453,55 @@
         <w:pStyle w:val="BodyText"/>
       </w:pPr>
       <w:r>
-        <w:t xml:space="preserve">도윤: 페테르부르크가 두 가지를 가르쳐 줬어요: 우산 들고 다니기, 그리고 「문제없어요」를 믿지 않기.</w:t>
-      </w:r>
-    </w:p>
-    <w:p>
-      <w:pPr>
-        <w:pStyle w:val="BodyText"/>
-      </w:pPr>
-      <w:r>
-        <w:t xml:space="preserve">알렉세이: 저는 한 번도 「문제없어요」라고 안 했어요.</w:t>
-      </w:r>
-    </w:p>
-    <w:p>
-      <w:pPr>
-        <w:pStyle w:val="BodyText"/>
-      </w:pPr>
-      <w:r>
-        <w:t xml:space="preserve">도윤: 알아요. 그래서 중요한 질문이 있어요. 왜 아직 존재하지도 않는 회사를 믿어야 하죠? 돈도, 사무실도, 등록도 없이, 선생님만 있는데?</w:t>
-      </w:r>
-    </w:p>
-    <w:p>
-      <w:pPr>
-        <w:pStyle w:val="BodyText"/>
-      </w:pPr>
-      <w:r>
-        <w:t xml:space="preserve">알렉세이: 길게 대답해도 될까요?</w:t>
-      </w:r>
-    </w:p>
-    <w:p>
-      <w:pPr>
-        <w:pStyle w:val="BodyText"/>
-      </w:pPr>
-      <w:r>
-        <w:t xml:space="preserve">도윤: 그러세요. 윤 대표님도 어차피 이 질문을 하실 거예요. 저한테 연습하시는 게 나아요.</w:t>
-      </w:r>
-    </w:p>
-    <w:p>
-      <w:pPr>
-        <w:pStyle w:val="BodyText"/>
-      </w:pPr>
-      <w:r>
-        <w:t xml:space="preserve">알렉세이: 회사가 없는 건 사실이에요. 하지만 사람 셋과 규칙 셋이 있어요. 20년 동안 가짜 서류를 한 장도 만들지 않은 등록 전문가. 현금을 싫어하는 감사인. 그리고 저.</w:t>
-      </w:r>
-    </w:p>
-    <w:p>
-      <w:pPr>
-        <w:pStyle w:val="BodyText"/>
-      </w:pPr>
-      <w:r>
-        <w:t xml:space="preserve">도윤: 규칙은요?</w:t>
+        <w:t xml:space="preserve">도윤: 페테르부르크가 두 가지를 가르쳐 줬어요: 우산 들고 다니기, 그리고 「문제없어요」라는 말을 믿지 않기.</w:t>
+      </w:r>
+    </w:p>
+    <w:p>
+      <w:pPr>
+        <w:pStyle w:val="BodyText"/>
+      </w:pPr>
+      <w:r>
+        <w:t xml:space="preserve">알렉세이: 그런데 저는 한 번도 「문제없어요」라고 안 했잖아요.</w:t>
+      </w:r>
+    </w:p>
+    <w:p>
+      <w:pPr>
+        <w:pStyle w:val="BodyText"/>
+      </w:pPr>
+      <w:r>
+        <w:t xml:space="preserve">도윤: 알아요. 그래서 중요한 질문이 있어요: 왜 아직 존재하지도 않는 회사를, 돈도, 사무실도, 등록도 없이, 선생님 한 분만 있는데 믿어야 하죠?</w:t>
+      </w:r>
+    </w:p>
+    <w:p>
+      <w:pPr>
+        <w:pStyle w:val="BodyText"/>
+      </w:pPr>
+      <w:r>
+        <w:t xml:space="preserve">알렉세이: 길게 대답해도 될까요? 짧게는 안 되겠어요.</w:t>
+      </w:r>
+    </w:p>
+    <w:p>
+      <w:pPr>
+        <w:pStyle w:val="BodyText"/>
+      </w:pPr>
+      <w:r>
+        <w:t xml:space="preserve">도윤: 그러세요. 윤 대표님도 어차피 이 질문을 하실 테니 저한테 연습하시는 게 나아요.</w:t>
+      </w:r>
+    </w:p>
+    <w:p>
+      <w:pPr>
+        <w:pStyle w:val="BodyText"/>
+      </w:pPr>
+      <w:r>
+        <w:t xml:space="preserve">알렉세이: 회사가 없는 건 사실이에요. 하지만 사람 셋과 규칙 셋이 있어요. 20년 동안 가짜 서류를 한 장도 만들지 않은 등록 전문가. 현금을 싫어하는 감사인. 그리고 이 규칙 때문에 이미 좋은 직장을 잃은 사람, 저요.</w:t>
+      </w:r>
+    </w:p>
+    <w:p>
+      <w:pPr>
+        <w:pStyle w:val="BodyText"/>
+      </w:pPr>
+      <w:r>
+        <w:t xml:space="preserve">도윤: 어떤 규칙들이에요?</w:t>
       </w:r>
     </w:p>
     <w:p>
@@ -3517,15 +3517,15 @@
         <w:pStyle w:val="BodyText"/>
       </w:pPr>
       <w:r>
-        <w:t xml:space="preserve">도윤: 직장을 그만두셨다고요? 얘기해 주세요.</w:t>
-      </w:r>
-    </w:p>
-    <w:p>
-      <w:pPr>
-        <w:pStyle w:val="BodyText"/>
-      </w:pPr>
-      <w:r>
-        <w:t xml:space="preserve">알렉세이: 회사가 처방 대가로 의사들에게 여행을 주려 했어요. 명단 서명을 거부했고, 사직서를 냈어요. 3주 전이에요. 상사가 사업에서 이상주의자는 1년 산다고 하더군요.</w:t>
+        <w:t xml:space="preserve">도윤: 직장을 그만두셨다고요? 어떻게 된 건지 얘기해 주세요.</w:t>
+      </w:r>
+    </w:p>
+    <w:p>
+      <w:pPr>
+        <w:pStyle w:val="BodyText"/>
+      </w:pPr>
+      <w:r>
+        <w:t xml:space="preserve">알렉세이: 회사가 처방 대가로 의사들에게 여행을 주려 했는데, 저는 명단 서명을 거부하고 사직서를 냈어요. 3주 전이에요. 상사가 사업에서 이상주의자는 1년도 못 간다고 하더군요.</w:t>
       </w:r>
     </w:p>
     <w:p>
@@ -3541,71 +3541,71 @@
         <w:pStyle w:val="BodyText"/>
       </w:pPr>
       <w:r>
-        <w:t xml:space="preserve">알렉세이: 자기 돈으로요. 이코노미 항공권, 조식 없는 호텔.</w:t>
-      </w:r>
-    </w:p>
-    <w:p>
-      <w:pPr>
-        <w:pStyle w:val="BodyText"/>
-      </w:pPr>
-      <w:r>
-        <w:t xml:space="preserve">도윤: 윤 대표님도 20년 동안 조식 없이 다니셨어요. 기회는 있어요, 약속은 없고요. 대표님은 신중하세요. 외국 파트너에게 속은 적이 있거든요. 그래서 먼저 보고, 그다음 들으세요.</w:t>
-      </w:r>
-    </w:p>
-    <w:p>
-      <w:pPr>
-        <w:pStyle w:val="BodyText"/>
-      </w:pPr>
-      <w:r>
-        <w:t xml:space="preserve">알렉세이: 누가 속였어요?</w:t>
-      </w:r>
-    </w:p>
-    <w:p>
-      <w:pPr>
-        <w:pStyle w:val="BodyText"/>
-      </w:pPr>
-      <w:r>
-        <w:t xml:space="preserve">도윤: 그건 원하시면 대표님이 직접 말씀하실 거예요. 내일. 원주에 오실 수 있어요? 버스로 1시간 반이에요.</w:t>
-      </w:r>
-    </w:p>
-    <w:p>
-      <w:pPr>
-        <w:pStyle w:val="BodyText"/>
-      </w:pPr>
-      <w:r>
-        <w:t xml:space="preserve">알렉세이: 갈 수 있어요. 몇 시에요?</w:t>
-      </w:r>
-    </w:p>
-    <w:p>
-      <w:pPr>
-        <w:pStyle w:val="BodyText"/>
-      </w:pPr>
-      <w:r>
-        <w:t xml:space="preserve">도윤: 오전 9시. 대표님은 7시에 출근하셔서 9시면 그날이 어떨지 아세요.</w:t>
-      </w:r>
-    </w:p>
-    <w:p>
-      <w:pPr>
-        <w:pStyle w:val="BodyText"/>
-      </w:pPr>
-      <w:r>
-        <w:t xml:space="preserve">알렉세이: 8시에 갈게요. 혹시 모르니까.</w:t>
-      </w:r>
-    </w:p>
-    <w:p>
-      <w:pPr>
-        <w:pStyle w:val="BodyText"/>
-      </w:pPr>
-      <w:r>
-        <w:t xml:space="preserve">도윤: 8시엔 오지 마세요. 한국에선 너무 일찍 오는 것도 실례예요. 주인이 준비돼 있어야 하니까요. 9시 5분 전에 오세요. 5분은 존중이고, 한 시간은 압박이에요.</w:t>
-      </w:r>
-    </w:p>
-    <w:p>
-      <w:pPr>
-        <w:pStyle w:val="BodyText"/>
-      </w:pPr>
-      <w:r>
-        <w:t xml:space="preserve">알렉세이: 9시 5분 전. 고마워요, 도윤… 죄송한데, 어떻게 불러야 맞죠?</w:t>
+        <w:t xml:space="preserve">알렉세이: 네, 자기 돈으로요: 이코노미 항공권에 조식 없는 호텔.</w:t>
+      </w:r>
+    </w:p>
+    <w:p>
+      <w:pPr>
+        <w:pStyle w:val="BodyText"/>
+      </w:pPr>
+      <w:r>
+        <w:t xml:space="preserve">도윤: 윤 대표님도 20년 동안 조식 없이 다니셨어요. 기회는 있어요, 약속은 없고요. 대표님은 외국 파트너에게 속은 적이 있어서 신중하세요. 그래서 먼저 보고, 그다음 들으세요, 절대 그 반대는 없어요.</w:t>
+      </w:r>
+    </w:p>
+    <w:p>
+      <w:pPr>
+        <w:pStyle w:val="BodyText"/>
+      </w:pPr>
+      <w:r>
+        <w:t xml:space="preserve">알렉세이: 누가 대표님을 속였어요? 물론 여쭤봐도 된다면요.</w:t>
+      </w:r>
+    </w:p>
+    <w:p>
+      <w:pPr>
+        <w:pStyle w:val="BodyText"/>
+      </w:pPr>
+      <w:r>
+        <w:t xml:space="preserve">도윤: 그건 원하시면 내일 대표님이 직접 말씀하실 거예요. 원주에 오실 수 있어요? 버스로 1시간 반이에요.</w:t>
+      </w:r>
+    </w:p>
+    <w:p>
+      <w:pPr>
+        <w:pStyle w:val="BodyText"/>
+      </w:pPr>
+      <w:r>
+        <w:t xml:space="preserve">알렉세이: 물론 갈 수 있어요. 몇 시까지 가야 해요?</w:t>
+      </w:r>
+    </w:p>
+    <w:p>
+      <w:pPr>
+        <w:pStyle w:val="BodyText"/>
+      </w:pPr>
+      <w:r>
+        <w:t xml:space="preserve">도윤: 오전 9시요. 대표님은 7시에 출근하셔서 9시면 벌써 그날이 어떨지 아세요.</w:t>
+      </w:r>
+    </w:p>
+    <w:p>
+      <w:pPr>
+        <w:pStyle w:val="BodyText"/>
+      </w:pPr>
+      <w:r>
+        <w:t xml:space="preserve">알렉세이: 그럼 혹시 모르니까 8시에 갈게요.</w:t>
+      </w:r>
+    </w:p>
+    <w:p>
+      <w:pPr>
+        <w:pStyle w:val="BodyText"/>
+      </w:pPr>
+      <w:r>
+        <w:t xml:space="preserve">도윤: 8시엔 오지 마세요. 한국에선 너무 일찍 오는 것도 실례예요, 주인이 준비돼 있어야 하니까요. 9시 5분 전에 오세요. 5분은 존중이고, 한 시간은 압박이에요.</w:t>
+      </w:r>
+    </w:p>
+    <w:p>
+      <w:pPr>
+        <w:pStyle w:val="BodyText"/>
+      </w:pPr>
+      <w:r>
+        <w:t xml:space="preserve">알렉세이: 그럼 9시 5분 전이네요. 고마워요, 도윤… 죄송한데, 어떻게 불러야 맞죠?</w:t>
       </w:r>
     </w:p>
     <w:p>
@@ -3631,23 +3631,23 @@
         <w:pStyle w:val="FirstParagraph"/>
       </w:pPr>
       <w:r>
-        <w:t xml:space="preserve">이리나: 알렉세이 니콜라예비치, 살아 계세요? 박람회는요?</w:t>
-      </w:r>
-    </w:p>
-    <w:p>
-      <w:pPr>
-        <w:pStyle w:val="BodyText"/>
-      </w:pPr>
-      <w:r>
-        <w:t xml:space="preserve">알렉세이: 살아 있어요. 소식 셋. 나쁜 것 하나, 이상한 것 하나, 좋은 것 하나.</w:t>
-      </w:r>
-    </w:p>
-    <w:p>
-      <w:pPr>
-        <w:pStyle w:val="BodyText"/>
-      </w:pPr>
-      <w:r>
-        <w:t xml:space="preserve">올가: 나쁜 것부터. 난 냉소주의자니까.</w:t>
+        <w:t xml:space="preserve">이리나: 알렉세이 니콜라예비치, 살아 계세요? 박람회는 어땠어요?</w:t>
+      </w:r>
+    </w:p>
+    <w:p>
+      <w:pPr>
+        <w:pStyle w:val="BodyText"/>
+      </w:pPr>
+      <w:r>
+        <w:t xml:space="preserve">알렉세이: 살아 있고, 소식이 셋 있어요: 나쁜 것 하나, 이상한 것 하나, 좋은 것 하나.</w:t>
+      </w:r>
+    </w:p>
+    <w:p>
+      <w:pPr>
+        <w:pStyle w:val="BodyText"/>
+      </w:pPr>
+      <w:r>
+        <w:t xml:space="preserve">올가: 나쁜 것부터요, 난 냉소주의자니까.</w:t>
       </w:r>
     </w:p>
     <w:p>
@@ -3663,15 +3663,15 @@
         <w:pStyle w:val="BodyText"/>
       </w:pPr>
       <w:r>
-        <w:t xml:space="preserve">이리나: 예상대로네요. 이상한 건요?</w:t>
-      </w:r>
-    </w:p>
-    <w:p>
-      <w:pPr>
-        <w:pStyle w:val="BodyText"/>
-      </w:pPr>
-      <w:r>
-        <w:t xml:space="preserve">알렉세이: 서류 없이 여행 가방으로 필러를 사 가는 러시아 사람을 만났어요. 저한테 일하는 법을 가르쳐 주려 했어요.</w:t>
+        <w:t xml:space="preserve">이리나: 예상했던 일이네요. 이상한 소식은 뭐예요?</w:t>
+      </w:r>
+    </w:p>
+    <w:p>
+      <w:pPr>
+        <w:pStyle w:val="BodyText"/>
+      </w:pPr>
+      <w:r>
+        <w:t xml:space="preserve">알렉세이: 서류 없이 여행 가방으로 필러를 사 가는 러시아 사람을 만났어요. 저한테 일하는 법까지 가르쳐 주려 했어요.</w:t>
       </w:r>
     </w:p>
     <w:p>
@@ -3687,63 +3687,63 @@
         <w:pStyle w:val="BodyText"/>
       </w:pPr>
       <w:r>
-        <w:t xml:space="preserve">알렉세이: 원주의 「세진바이오」. 작은 회사예요. 제 앞에서 그 러시아 사람을 거절했어요. 러시아어로.</w:t>
-      </w:r>
-    </w:p>
-    <w:p>
-      <w:pPr>
-        <w:pStyle w:val="BodyText"/>
-      </w:pPr>
-      <w:r>
-        <w:t xml:space="preserve">올가: 러시아어로? 누가요?</w:t>
-      </w:r>
-    </w:p>
-    <w:p>
-      <w:pPr>
-        <w:pStyle w:val="BodyText"/>
-      </w:pPr>
-      <w:r>
-        <w:t xml:space="preserve">알렉세이: 박도윤 매니저. 페테르부르크에서 공부했어요. 그리고 품질 책임자 정소희. NDA 후에 도시에를 준대요. 하지만 먼저 윤 대표님 마음에 들어야 해요. 그게 내일이에요.</w:t>
-      </w:r>
-    </w:p>
-    <w:p>
-      <w:pPr>
-        <w:pStyle w:val="BodyText"/>
-      </w:pPr>
-      <w:r>
-        <w:t xml:space="preserve">올가: 도시에는 나한테. 당신은 보고 싶은 걸 읽을 거예요. 난 심사관이 물을 걸 읽고요.</w:t>
-      </w:r>
-    </w:p>
-    <w:p>
-      <w:pPr>
-        <w:pStyle w:val="BodyText"/>
-      </w:pPr>
-      <w:r>
-        <w:t xml:space="preserve">이리나: 결제 유예는요? 유예 물어보셨어요?</w:t>
-      </w:r>
-    </w:p>
-    <w:p>
-      <w:pPr>
-        <w:pStyle w:val="BodyText"/>
-      </w:pPr>
-      <w:r>
-        <w:t xml:space="preserve">알렉세이: 아니요. 너무 일러요. 먼저 내일 — 공장과 대표님.</w:t>
-      </w:r>
-    </w:p>
-    <w:p>
-      <w:pPr>
-        <w:pStyle w:val="BodyText"/>
-      </w:pPr>
-      <w:r>
-        <w:t xml:space="preserve">이리나: 좋아요. 하지만 유예 없이 돌아오지 마세요. 표가 안 맞아요. 1,700만.</w:t>
-      </w:r>
-    </w:p>
-    <w:p>
-      <w:pPr>
-        <w:pStyle w:val="BodyText"/>
-      </w:pPr>
-      <w:r>
-        <w:t xml:space="preserve">올가: 알렉세이 니콜라예비치, 마지막으로. 내일 공장에서 한 가지만 보세요: 바닥을 닦는지. 그게 인증서보다 품질을 더 많이 말해 줘요. 잘 자요. 거긴 벌써 밤이겠지만.</w:t>
+        <w:t xml:space="preserve">알렉세이: 원주의 작은 회사 「세진바이오」요. 제 앞에서 그 러시아 사람을, 그것도 러시아어로 거절했어요.</w:t>
+      </w:r>
+    </w:p>
+    <w:p>
+      <w:pPr>
+        <w:pStyle w:val="BodyText"/>
+      </w:pPr>
+      <w:r>
+        <w:t xml:space="preserve">올가: 러시아어로? 거기 누가 러시아어를 해요?</w:t>
+      </w:r>
+    </w:p>
+    <w:p>
+      <w:pPr>
+        <w:pStyle w:val="BodyText"/>
+      </w:pPr>
+      <w:r>
+        <w:t xml:space="preserve">알렉세이: 박도윤 매니저요, 페테르부르크에서 공부했어요. 그리고 품질 책임자 정소희. NDA 후에 도시에를 준대요. 하지만 먼저 윤 대표님 마음에 들어야 하고, 그게 내일이에요.</w:t>
+      </w:r>
+    </w:p>
+    <w:p>
+      <w:pPr>
+        <w:pStyle w:val="BodyText"/>
+      </w:pPr>
+      <w:r>
+        <w:t xml:space="preserve">올가: 도시에는 나한테 줘요. 당신은 보고 싶은 걸 읽고, 난 심사관이 물을 걸 읽을 테니까.</w:t>
+      </w:r>
+    </w:p>
+    <w:p>
+      <w:pPr>
+        <w:pStyle w:val="BodyText"/>
+      </w:pPr>
+      <w:r>
+        <w:t xml:space="preserve">이리나: 결제 유예는요? 유예에 대해 물어보셨어요?</w:t>
+      </w:r>
+    </w:p>
+    <w:p>
+      <w:pPr>
+        <w:pStyle w:val="BodyText"/>
+      </w:pPr>
+      <w:r>
+        <w:t xml:space="preserve">알렉세이: 아니요, 너무 일러요. 내일은 먼저 공장과 대표님이에요.</w:t>
+      </w:r>
+    </w:p>
+    <w:p>
+      <w:pPr>
+        <w:pStyle w:val="BodyText"/>
+      </w:pPr>
+      <w:r>
+        <w:t xml:space="preserve">이리나: 좋아요. 하지만 유예 없이 돌아오지 마세요. 표가 안 맞고, 현금 공백이 1,700만이에요.</w:t>
+      </w:r>
+    </w:p>
+    <w:p>
+      <w:pPr>
+        <w:pStyle w:val="BodyText"/>
+      </w:pPr>
+      <w:r>
+        <w:t xml:space="preserve">올가: 알렉세이 니콜라예비치, 마지막으로. 내일 공장에서 한 가지만 보세요: 바닥을 닦는지. 그게 인증서보다 품질을 더 많이 말해 줘요. 잘 자요, 거긴 벌써 한밤중이겠지만.</w:t>
       </w:r>
     </w:p>
     <w:bookmarkEnd w:id="37"/>
